--- a/klagomål/A 59489-2025 FSC-klagomål.docx
+++ b/klagomål/A 59489-2025 FSC-klagomål.docx
@@ -1027,7 +1027,7 @@
     <w:r>
       <w:tab/>
       <w:tab/>
-      <w:t>2025-12-19</w:t>
+      <w:t>2025-12-20</w:t>
       <w:br/>
       <w:br/>
     </w:r>

--- a/klagomål/A 59489-2025 FSC-klagomål.docx
+++ b/klagomål/A 59489-2025 FSC-klagomål.docx
@@ -1027,7 +1027,7 @@
     <w:r>
       <w:tab/>
       <w:tab/>
-      <w:t>2025-12-20</w:t>
+      <w:t>2025-12-21</w:t>
       <w:br/>
       <w:br/>
     </w:r>

--- a/klagomål/A 59489-2025 FSC-klagomål.docx
+++ b/klagomål/A 59489-2025 FSC-klagomål.docx
@@ -1027,7 +1027,7 @@
     <w:r>
       <w:tab/>
       <w:tab/>
-      <w:t>2025-12-21</w:t>
+      <w:t>2025-12-22</w:t>
       <w:br/>
       <w:br/>
     </w:r>

--- a/klagomål/A 59489-2025 FSC-klagomål.docx
+++ b/klagomål/A 59489-2025 FSC-klagomål.docx
@@ -1027,7 +1027,7 @@
     <w:r>
       <w:tab/>
       <w:tab/>
-      <w:t>2025-12-22</w:t>
+      <w:t>2025-12-26</w:t>
       <w:br/>
       <w:br/>
     </w:r>

--- a/klagomål/A 59489-2025 FSC-klagomål.docx
+++ b/klagomål/A 59489-2025 FSC-klagomål.docx
@@ -1027,7 +1027,7 @@
     <w:r>
       <w:tab/>
       <w:tab/>
-      <w:t>2025-12-26</w:t>
+      <w:t>2025-12-28</w:t>
       <w:br/>
       <w:br/>
     </w:r>

--- a/klagomål/A 59489-2025 FSC-klagomål.docx
+++ b/klagomål/A 59489-2025 FSC-klagomål.docx
@@ -1027,7 +1027,7 @@
     <w:r>
       <w:tab/>
       <w:tab/>
-      <w:t>2025-12-28</w:t>
+      <w:t>2025-12-29</w:t>
       <w:br/>
       <w:br/>
     </w:r>

--- a/klagomål/A 59489-2025 FSC-klagomål.docx
+++ b/klagomål/A 59489-2025 FSC-klagomål.docx
@@ -1027,7 +1027,7 @@
     <w:r>
       <w:tab/>
       <w:tab/>
-      <w:t>2025-12-29</w:t>
+      <w:t>2025-12-30</w:t>
       <w:br/>
       <w:br/>
     </w:r>

--- a/klagomål/A 59489-2025 FSC-klagomål.docx
+++ b/klagomål/A 59489-2025 FSC-klagomål.docx
@@ -1027,7 +1027,7 @@
     <w:r>
       <w:tab/>
       <w:tab/>
-      <w:t>2025-12-30</w:t>
+      <w:t>2025-12-31</w:t>
       <w:br/>
       <w:br/>
     </w:r>

--- a/klagomål/A 59489-2025 FSC-klagomål.docx
+++ b/klagomål/A 59489-2025 FSC-klagomål.docx
@@ -1027,7 +1027,7 @@
     <w:r>
       <w:tab/>
       <w:tab/>
-      <w:t>2025-12-31</w:t>
+      <w:t>2026-01-03</w:t>
       <w:br/>
       <w:br/>
     </w:r>

--- a/klagomål/A 59489-2025 FSC-klagomål.docx
+++ b/klagomål/A 59489-2025 FSC-klagomål.docx
@@ -1027,7 +1027,7 @@
     <w:r>
       <w:tab/>
       <w:tab/>
-      <w:t>2026-01-07</w:t>
+      <w:t>2026-01-08</w:t>
       <w:br/>
       <w:br/>
     </w:r>

--- a/klagomål/A 59489-2025 FSC-klagomål.docx
+++ b/klagomål/A 59489-2025 FSC-klagomål.docx
@@ -1027,7 +1027,7 @@
     <w:r>
       <w:tab/>
       <w:tab/>
-      <w:t>2026-01-08</w:t>
+      <w:t>2026-01-09</w:t>
       <w:br/>
       <w:br/>
     </w:r>

--- a/klagomål/A 59489-2025 FSC-klagomål.docx
+++ b/klagomål/A 59489-2025 FSC-klagomål.docx
@@ -1027,7 +1027,7 @@
     <w:r>
       <w:tab/>
       <w:tab/>
-      <w:t>2026-01-09</w:t>
+      <w:t>2026-01-10</w:t>
       <w:br/>
       <w:br/>
     </w:r>

--- a/klagomål/A 59489-2025 FSC-klagomål.docx
+++ b/klagomål/A 59489-2025 FSC-klagomål.docx
@@ -1027,7 +1027,7 @@
     <w:r>
       <w:tab/>
       <w:tab/>
-      <w:t>2026-01-10</w:t>
+      <w:t>2026-01-11</w:t>
       <w:br/>
       <w:br/>
     </w:r>

--- a/klagomål/A 59489-2025 FSC-klagomål.docx
+++ b/klagomål/A 59489-2025 FSC-klagomål.docx
@@ -1027,7 +1027,7 @@
     <w:r>
       <w:tab/>
       <w:tab/>
-      <w:t>2026-01-11</w:t>
+      <w:t>2026-01-12</w:t>
       <w:br/>
       <w:br/>
     </w:r>

--- a/klagomål/A 59489-2025 FSC-klagomål.docx
+++ b/klagomål/A 59489-2025 FSC-klagomål.docx
@@ -1027,7 +1027,7 @@
     <w:r>
       <w:tab/>
       <w:tab/>
-      <w:t>2026-01-12</w:t>
+      <w:t>2026-01-13</w:t>
       <w:br/>
       <w:br/>
     </w:r>

--- a/klagomål/A 59489-2025 FSC-klagomål.docx
+++ b/klagomål/A 59489-2025 FSC-klagomål.docx
@@ -1027,7 +1027,7 @@
     <w:r>
       <w:tab/>
       <w:tab/>
-      <w:t>2026-01-13</w:t>
+      <w:t>2026-01-14</w:t>
       <w:br/>
       <w:br/>
     </w:r>

--- a/klagomål/A 59489-2025 FSC-klagomål.docx
+++ b/klagomål/A 59489-2025 FSC-klagomål.docx
@@ -1027,7 +1027,7 @@
     <w:r>
       <w:tab/>
       <w:tab/>
-      <w:t>2026-01-14</w:t>
+      <w:t>2026-01-15</w:t>
       <w:br/>
       <w:br/>
     </w:r>

--- a/klagomål/A 59489-2025 FSC-klagomål.docx
+++ b/klagomål/A 59489-2025 FSC-klagomål.docx
@@ -1027,7 +1027,7 @@
     <w:r>
       <w:tab/>
       <w:tab/>
-      <w:t>2026-01-15</w:t>
+      <w:t>2026-01-16</w:t>
       <w:br/>
       <w:br/>
     </w:r>

--- a/klagomål/A 59489-2025 FSC-klagomål.docx
+++ b/klagomål/A 59489-2025 FSC-klagomål.docx
@@ -1027,7 +1027,7 @@
     <w:r>
       <w:tab/>
       <w:tab/>
-      <w:t>2026-01-16</w:t>
+      <w:t>2026-01-17</w:t>
       <w:br/>
       <w:br/>
     </w:r>

--- a/klagomål/A 59489-2025 FSC-klagomål.docx
+++ b/klagomål/A 59489-2025 FSC-klagomål.docx
@@ -1027,7 +1027,7 @@
     <w:r>
       <w:tab/>
       <w:tab/>
-      <w:t>2026-01-17</w:t>
+      <w:t>2026-01-18</w:t>
       <w:br/>
       <w:br/>
     </w:r>

--- a/klagomål/A 59489-2025 FSC-klagomål.docx
+++ b/klagomål/A 59489-2025 FSC-klagomål.docx
@@ -1027,7 +1027,7 @@
     <w:r>
       <w:tab/>
       <w:tab/>
-      <w:t>2026-01-18</w:t>
+      <w:t>2026-01-19</w:t>
       <w:br/>
       <w:br/>
     </w:r>

--- a/klagomål/A 59489-2025 FSC-klagomål.docx
+++ b/klagomål/A 59489-2025 FSC-klagomål.docx
@@ -1027,7 +1027,7 @@
     <w:r>
       <w:tab/>
       <w:tab/>
-      <w:t>2026-01-19</w:t>
+      <w:t>2026-01-20</w:t>
       <w:br/>
       <w:br/>
     </w:r>

--- a/klagomål/A 59489-2025 FSC-klagomål.docx
+++ b/klagomål/A 59489-2025 FSC-klagomål.docx
@@ -1027,7 +1027,7 @@
     <w:r>
       <w:tab/>
       <w:tab/>
-      <w:t>2026-01-20</w:t>
+      <w:t>2026-01-21</w:t>
       <w:br/>
       <w:br/>
     </w:r>

--- a/klagomål/A 59489-2025 FSC-klagomål.docx
+++ b/klagomål/A 59489-2025 FSC-klagomål.docx
@@ -1027,7 +1027,7 @@
     <w:r>
       <w:tab/>
       <w:tab/>
-      <w:t>2026-01-21</w:t>
+      <w:t>2026-01-23</w:t>
       <w:br/>
       <w:br/>
     </w:r>

--- a/klagomål/A 59489-2025 FSC-klagomål.docx
+++ b/klagomål/A 59489-2025 FSC-klagomål.docx
@@ -1027,7 +1027,7 @@
     <w:r>
       <w:tab/>
       <w:tab/>
-      <w:t>2026-01-23</w:t>
+      <w:t>2026-01-24</w:t>
       <w:br/>
       <w:br/>
     </w:r>

--- a/klagomål/A 59489-2025 FSC-klagomål.docx
+++ b/klagomål/A 59489-2025 FSC-klagomål.docx
@@ -1027,7 +1027,7 @@
     <w:r>
       <w:tab/>
       <w:tab/>
-      <w:t>2026-01-24</w:t>
+      <w:t>2026-01-25</w:t>
       <w:br/>
       <w:br/>
     </w:r>

--- a/klagomål/A 59489-2025 FSC-klagomål.docx
+++ b/klagomål/A 59489-2025 FSC-klagomål.docx
@@ -1027,7 +1027,7 @@
     <w:r>
       <w:tab/>
       <w:tab/>
-      <w:t>2026-01-25</w:t>
+      <w:t>2026-01-26</w:t>
       <w:br/>
       <w:br/>
     </w:r>

--- a/klagomål/A 59489-2025 FSC-klagomål.docx
+++ b/klagomål/A 59489-2025 FSC-klagomål.docx
@@ -1027,7 +1027,7 @@
     <w:r>
       <w:tab/>
       <w:tab/>
-      <w:t>2026-01-26</w:t>
+      <w:t>2026-01-27</w:t>
       <w:br/>
       <w:br/>
     </w:r>

--- a/klagomål/A 59489-2025 FSC-klagomål.docx
+++ b/klagomål/A 59489-2025 FSC-klagomål.docx
@@ -1027,7 +1027,7 @@
     <w:r>
       <w:tab/>
       <w:tab/>
-      <w:t>2026-01-27</w:t>
+      <w:t>2026-01-28</w:t>
       <w:br/>
       <w:br/>
     </w:r>

--- a/klagomål/A 59489-2025 FSC-klagomål.docx
+++ b/klagomål/A 59489-2025 FSC-klagomål.docx
@@ -112,7 +112,7 @@
         <w:pStyle w:val="ListBullet"/>
       </w:pPr>
       <w:r>
-        <w:t>Om ett ombud (tex Norra skog eller Mellanskog) avverkningsanmäler en skog med naturvärden motsvarande nyckelbiotops kvalité men markägaren inte är FSC certifierad, bör du skicka in ett FSC kontrollerat virke klagomål. Då ska klagomålet skickas till ombudsföretaget.</w:t>
+        <w:t>Om ett ombud (tex Norra skog eller Mellanskog) avverkningsanmäler en skog med naturvärden motsvarande nyckelbiotops kvalitet men markägaren inte är FSC certifierad, bör du skicka in ett FSC kontrollerat virke klagomål. Då ska klagomålet skickas till ombudsföretaget.</w:t>
       </w:r>
     </w:p>
     <w:p>
@@ -254,7 +254,16 @@
         <w:t>Brunpudrad nållav (NT)</w:t>
       </w:r>
       <w:r>
-        <w:t xml:space="preserve"> är beroende av hög, jämn luftfuktighet och kan påträffas i fuktiga skogar av naturskogskaraktär, ofta i sumpgranskog eller andra sumpskogar. Arten är placerad högst upp i Skogsstyrelsens värdepyramid för bedömning av skog med höga naturvärden och förekomster bör undantas från skogsbruksåtgärder (SLU Artdatabanken, 2024; Nitare &amp; Skogsstyrelsen, 2019).</w:t>
+        <w:t xml:space="preserve"> är beroende av hög, jämn luftfuktighet och kan påträffas i fuktiga skogar av naturskogskaraktär, ofta i sumpgranskog eller andra sumpskogar. Arten är placerad högst upp i Skogsstyrelsens värdepyramid för bedömning av skog med höga naturvärden och förekomster bör undantas från skogsbruksåtgärder. Brunpudrad nållav är typisk art för </w:t>
+      </w:r>
+      <w:r>
+        <w:rPr>
+          <w:i/>
+        </w:rPr>
+        <w:t>9010 Taiga</w:t>
+      </w:r>
+      <w:r>
+        <w:t xml:space="preserve"> (SLU Artdatabanken, 2024; Nitare &amp; Skogsstyrelsen, 2019).</w:t>
       </w:r>
     </w:p>
     <w:p>
@@ -265,7 +274,16 @@
         <w:t>Doftskinn (NT)</w:t>
       </w:r>
       <w:r>
-        <w:t>, rödlistad som nära hotad, är en mycket bra signalart för boreal granskog och indikerar ett gran-skogsekosystem med lång kontinuitet av grova lågor. Arten är placerad i toppen av Skogsstyrelsens värdepyramid för bedömning av skog med höga naturvärden och har klassats som en “urskogsindikator”, då den förekommer med ett tydligt optimum i helt eller nästan helt orörda skogar (Nitare &amp; Skogsstyrelsen, 2019).</w:t>
+        <w:t xml:space="preserve">, rödlistad som nära hotad, är en mycket bra signalart för boreal granskog och indikerar ett gran-skogsekosystem med lång kontinuitet av grova lågor. Arten är placerad i toppen av Skogsstyrelsens värdepyramid för bedömning av skog med höga naturvärden och har klassats som en “urskogsindikator”, då den förekommer med ett tydligt optimum i helt eller nästan helt orörda skogar. Doftskinn är typisk art för </w:t>
+      </w:r>
+      <w:r>
+        <w:rPr>
+          <w:i/>
+        </w:rPr>
+        <w:t xml:space="preserve">9010 Taiga </w:t>
+      </w:r>
+      <w:r>
+        <w:t>(SLU Artdatabanken, 2025; Nitare &amp; Skogsstyrelsen, 2019).</w:t>
       </w:r>
     </w:p>
     <w:p>
@@ -276,7 +294,16 @@
         <w:t>Gränsticka (NT)</w:t>
       </w:r>
       <w:r>
-        <w:t xml:space="preserve"> är en mycket bra signalart inom hela sitt utbredningsområde. Den är huvudsakligen knuten till restbestånd av barrnaturskog och förekommer med ett tydligt optimum i orörda eller måttligt påverkade gamla granskogar där det föreligger långvarig kontinuitet av grov död ved. Lokaler som hyser arten, speciellt i mellersta och södra Sverige, bör undantas från skogsbruk (SLU Artdatabanken, 2024; Nitare &amp; Skogsstyrelsen, 2019).</w:t>
+        <w:t xml:space="preserve"> är en mycket bra signalart inom hela sitt utbredningsområde. Den är huvudsakligen knuten till restbestånd av barrnaturskog och förekommer med ett tydligt optimum i orörda eller måttligt påverkade gamla granskogar där det föreligger långvarig kontinuitet av grov död ved. Lokaler som hyser arten, speciellt i mellersta och södra Sverige, bör undantas från skogsbruk. Gränsticka är typisk art för </w:t>
+      </w:r>
+      <w:r>
+        <w:rPr>
+          <w:i/>
+        </w:rPr>
+        <w:t>9010 Taiga</w:t>
+      </w:r>
+      <w:r>
+        <w:t xml:space="preserve"> (SLU Artdatabanken, 2024; Nitare &amp; Skogsstyrelsen, 2019).</w:t>
       </w:r>
     </w:p>
     <w:p>
@@ -287,7 +314,25 @@
         <w:t>Harticka (NT)</w:t>
       </w:r>
       <w:r>
-        <w:t xml:space="preserve"> är normalt en mycket bra signalart för granskogar med höga naturvärden. Även när svampen påträffas i mer påverkade skogar är det nästan alltid fråga om skogsmiljöer i sena successionsstadier med höga naturvärden. Skogsskötselåtgärder på eller i omedelbar närhet av växtplatserna kan innebära ett hot mot arten (SLU Artdatabanken, 2024; Nitare &amp; Skogsstyrelsen, 2019).</w:t>
+        <w:t xml:space="preserve"> är normalt en mycket bra signalart för granskogar med höga naturvärden. Även när svampen påträffas i mer påverkade skogar är det nästan alltid fråga om skogsmiljöer i sena successionsstadier med höga naturvärden. Skogsskötselåtgärder på eller i omedelbar närhet av växtplatserna kan innebära ett hot mot arten. Harticka är typisk art för </w:t>
+      </w:r>
+      <w:r>
+        <w:rPr>
+          <w:i/>
+        </w:rPr>
+        <w:t xml:space="preserve">9010 Taiga, 9050 Näringsrik granskog </w:t>
+      </w:r>
+      <w:r>
+        <w:t xml:space="preserve">och </w:t>
+      </w:r>
+      <w:r>
+        <w:rPr>
+          <w:i/>
+        </w:rPr>
+        <w:t>9030 Landhöjningsskog</w:t>
+      </w:r>
+      <w:r>
+        <w:t xml:space="preserve"> (SLU Artdatabanken, 2024; Nitare &amp; Skogsstyrelsen, 2019).</w:t>
       </w:r>
     </w:p>
     <w:p>
@@ -298,7 +343,25 @@
         <w:t xml:space="preserve">Kornig nållav </w:t>
       </w:r>
       <w:r>
-        <w:t>förekommer i skuggiga miljöer med hög luftfuktighet och påträffas främst i gamla skogar eller på gamla träd. Den signalerar höga naturvärden och på lokalerna finns ofta flera ovanliga och rödlistade arter (SLU Artdatabanken, 2024; Nitare &amp; Skogsstyrelsen, 2019).</w:t>
+        <w:t xml:space="preserve">förekommer i skuggiga miljöer med hög luftfuktighet och påträffas främst i gamla skogar eller på gamla träd. Den signalerar höga naturvärden och på lokalerna finns ofta flera ovanliga och rödlistade arter. Kornig nållav är typisk art för </w:t>
+      </w:r>
+      <w:r>
+        <w:rPr>
+          <w:i/>
+        </w:rPr>
+        <w:t xml:space="preserve">9110 Näringsfattig bokskog </w:t>
+      </w:r>
+      <w:r>
+        <w:t>och</w:t>
+      </w:r>
+      <w:r>
+        <w:rPr>
+          <w:i/>
+        </w:rPr>
+        <w:t xml:space="preserve"> 9130 Näringsrik bokskog</w:t>
+      </w:r>
+      <w:r>
+        <w:t xml:space="preserve"> (SLU Artdatabanken, 2024; Nitare &amp; Skogsstyrelsen, 2019).</w:t>
       </w:r>
     </w:p>
     <w:p>
@@ -309,7 +372,16 @@
         <w:t>Liten sotlav (VU)</w:t>
       </w:r>
       <w:r>
-        <w:t xml:space="preserve"> förekommer i gamla brandrefugiala boreala granskogar där den oftast påträffas på grovbarkiga, senvuxna, mycket gamla granar. Arten är en av de mest krävande arterna i fuktig grannaturskog och är placerad högst upp i Skogsstyrelsens värdepyramid för bedömning av skog med höga naturvärden. Samtliga förekomster bör skyddas (SLU Artdatabanken, 2024; Nitare &amp; Skogsstyrelsen, 2019).</w:t>
+        <w:t xml:space="preserve"> förekommer i gamla brandrefugiala boreala granskogar där den oftast påträffas på grovbarkiga, senvuxna, mycket gamla granar. Arten är en av de mest krävande arterna i fuktig grannaturskog och är placerad högst upp i Skogsstyrelsens värdepyramid för bedömning av skog med höga naturvärden. Samtliga förekomster bör skyddas. Liten sotlav är typisk art för </w:t>
+      </w:r>
+      <w:r>
+        <w:rPr>
+          <w:i/>
+        </w:rPr>
+        <w:t>9010 Taiga</w:t>
+      </w:r>
+      <w:r>
+        <w:t xml:space="preserve"> (SLU Artdatabanken, 2024; Nitare &amp; Skogsstyrelsen, 2019).</w:t>
       </w:r>
     </w:p>
     <w:p>
@@ -320,7 +392,25 @@
         <w:t xml:space="preserve">Mörk husmossa </w:t>
       </w:r>
       <w:r>
-        <w:t>är en mycket bra signalart i södra och mellersta Sverige. Den är sannolikt svårspridd och växer huvudsakligen i skog med lång skoglig kontinuitet i områden med konstant hög luftfuktighet. Den är känslig för större avverkningar, men tål plockhuggning som lämnar ett tätare trädskikt och ett obrutet, fukthållande mosstäcke på marken. Ett par studier har klart visat att artens tillväxt försämras när skogen huggs ner intill växtplatsen, och att ett kalhygges påverkan på mörk husmossa avtar både med avståndet från kalhygget och ju fuktigare växtplatsen är (SLU Artdatabanken, 2024; Nitare &amp; Skogsstyrelsen, 2019).</w:t>
+        <w:t xml:space="preserve">är en mycket bra signalart i södra och mellersta Sverige. Den är sannolikt svårspridd och växer huvudsakligen i skog med lång skoglig kontinuitet i områden med konstant hög luftfuktighet. Den är känslig för större avverkningar, men tål plockhuggning som lämnar ett tätare trädskikt och ett obrutet, fukthållande mosstäcke på marken. Ett par studier har klart visat att artens tillväxt försämras när skogen huggs ner intill växtplatsen, och att ett kalhygges påverkan på mörk husmossa avtar både med avståndet från kalhygget och ju fuktigare växtplatsen är. Mörk husmossa är typisk art för </w:t>
+      </w:r>
+      <w:r>
+        <w:rPr>
+          <w:i/>
+        </w:rPr>
+        <w:t xml:space="preserve">9010 Taiga, 9050 Näringsrik granskog, 9080 Lövsumpskog, 9750 Svämlövskog, 9020 Nordlig ädellövskog, 9160 Näringsrik ekskog </w:t>
+      </w:r>
+      <w:r>
+        <w:t>och</w:t>
+      </w:r>
+      <w:r>
+        <w:rPr>
+          <w:i/>
+        </w:rPr>
+        <w:t xml:space="preserve"> 9180 Ädellövskog i branter</w:t>
+      </w:r>
+      <w:r>
+        <w:t xml:space="preserve"> (SLU Artdatabanken, 2024; Nitare &amp; Skogsstyrelsen, 2019).</w:t>
       </w:r>
     </w:p>
     <w:p>
@@ -331,7 +421,45 @@
         <w:t>Rosenticka (NT)</w:t>
       </w:r>
       <w:r>
-        <w:t>, rödlistad som nära hotad, ingår i en karaktäristisk association av vedsvampar som växer på gamla, grova granlågor i urskogsartade barrskogar. Den är placerad i toppen av Skogsstyrelsens värdepyramid för bedömning av skog med höga naturvärden och indikerar ett granskogsekosystem med långvarig kontinuitet av grova lågor. Artens beroende av grova granlågor innebär att alla skogsskötselåtgärder på eller i omedelbar närhet av lokalerna utgör ett hot på lång sikt. Det är angeläget att populationerna inte ytterligare glesas ut och ett tillräckligt antal områden där arten nu finns måste sparas för framtiden (Nitare &amp; Skogsstyrelsen, 2019; SLU Artdatabanken, 2024).</w:t>
+        <w:t xml:space="preserve">, rödlistad som nära hotad, ingår i en karaktäristisk association av vedsvampar som växer på gamla, grova granlågor i urskogsartade barrskogar. Den är placerad i toppen av Skogsstyrelsens värdepyramid för bedömning av skog med höga naturvärden och indikerar ett granskogsekosystem med långvarig kontinuitet av grova lågor. Artens beroende av grova granlågor innebär att alla skogsskötselåtgärder på eller i omedelbar närhet av lokalerna utgör ett hot på lång sikt. Det är angeläget att populationerna inte ytterligare glesas ut och ett tillräckligt antal områden där arten nu finns måste sparas för framtiden. Rosenticka är typisk art för </w:t>
+      </w:r>
+      <w:r>
+        <w:rPr>
+          <w:i/>
+        </w:rPr>
+        <w:t xml:space="preserve">9010 Taiga </w:t>
+      </w:r>
+      <w:r>
+        <w:t xml:space="preserve">och </w:t>
+      </w:r>
+      <w:r>
+        <w:rPr>
+          <w:i/>
+        </w:rPr>
+        <w:t>9050 Näringsrik granskog</w:t>
+      </w:r>
+      <w:r>
+        <w:t xml:space="preserve"> (Nitare &amp; Skogsstyrelsen, 2019; SLU Artdatabanken, 2024).</w:t>
+      </w:r>
+    </w:p>
+    <w:p>
+      <w:r>
+        <w:rPr>
+          <w:b/>
+        </w:rPr>
+        <w:t xml:space="preserve">Rostfläck </w:t>
+      </w:r>
+      <w:r>
+        <w:t xml:space="preserve">signalerar framför allt höga naturvärden i östra Sverige samt norr om den naturliga norrlandsgränsen. Arten indikerar här skogsmiljöer som under lång tid haft ett konstant fuktigt mikroklimat. Rika förekomster i Norrland visar sannolikt på bestånd med långvarig kontinuitet av gamla träd. När laven påträffas i alkärr signalerar den höga naturvärden inom hela sitt utbredningsområde. Rostfläck är typisk art för </w:t>
+      </w:r>
+      <w:r>
+        <w:rPr>
+          <w:i/>
+        </w:rPr>
+        <w:t xml:space="preserve">9190 Näringsfattig ekskog </w:t>
+      </w:r>
+      <w:r>
+        <w:t>(Nitare &amp; Skogsstyrelsen, 2019; SLU Artdatabanken, 2025).</w:t>
       </w:r>
     </w:p>
     <w:p>
@@ -342,7 +470,54 @@
         <w:t>Rödbrun blekspik (NT)</w:t>
       </w:r>
       <w:r>
-        <w:t xml:space="preserve"> växer i norra Sverige på bark och ved av björk och gran i skogar med hög och jämn luftfuktighet. I södra Sverige växer den främst på ek i öppna åldriga lövskogar. I norra delen av sitt utbredningsområde hotas arten av slutavverkningar av gamla granskogar. I den södra delen av landet hotas den genom de åldriga lövskogarnas tillbakagång och särskilt ekhagarnas igenväxning och genom plantering av sådan mark med barrskog. Rödbrun blekspik signalerar alltid höga naturvärden (SLU Artdatabanken, 2024; Nitare &amp; Skogsstyrelsen, 2019).</w:t>
+        <w:t xml:space="preserve"> växer i norra Sverige på bark och ved av björk och gran i skogar med hög och jämn luftfuktighet. I södra Sverige växer den främst på ek i öppna åldriga lövskogar. I norra delen av sitt utbredningsområde hotas arten av slutavverkningar av gamla granskogar. I den södra delen av landet hotas den genom de åldriga lövskogarnas tillbakagång och särskilt ekhagarnas igenväxning och genom plantering av sådan mark med barrskog. Rödbrun blekspik är typisk art för </w:t>
+      </w:r>
+      <w:r>
+        <w:rPr>
+          <w:i/>
+        </w:rPr>
+        <w:t xml:space="preserve">9010 Taiga, 9020 Nordlig ädellövskog, 9070 Trädklädd betesmark, 9160 Näringsrik ekskog </w:t>
+      </w:r>
+      <w:r>
+        <w:t xml:space="preserve">och </w:t>
+      </w:r>
+      <w:r>
+        <w:rPr>
+          <w:i/>
+        </w:rPr>
+        <w:t>9180 Ädellövskog i branter</w:t>
+      </w:r>
+      <w:r>
+        <w:t xml:space="preserve"> och signalerar alltid höga naturvärden (SLU Artdatabanken, 2024; Nitare &amp; Skogsstyrelsen, 2019).</w:t>
+      </w:r>
+    </w:p>
+    <w:p>
+      <w:r>
+        <w:rPr>
+          <w:b/>
+        </w:rPr>
+        <w:t>Skogshakmossa</w:t>
+      </w:r>
+      <w:r>
+        <w:t xml:space="preserve"> indikerar lokaler som ofta har en artrik mossflora som kräver jämn och hög markfuktighet, till exempel olika sumpskogar med höga naturvärden. Högst signalvärde har arten i södra och mellersta Sverige. Skogshakmossa är typisk art för </w:t>
+      </w:r>
+      <w:r>
+        <w:rPr>
+          <w:i/>
+        </w:rPr>
+        <w:t xml:space="preserve">9010 Taiga, 9050 Näringsrik granskog, 9080 Lövsumpskog </w:t>
+      </w:r>
+      <w:r>
+        <w:t xml:space="preserve">och </w:t>
+      </w:r>
+      <w:r>
+        <w:rPr>
+          <w:i/>
+        </w:rPr>
+        <w:t xml:space="preserve">9750 Svämlövskog </w:t>
+      </w:r>
+      <w:r>
+        <w:t>(Nitare &amp; Skogsstyrelsen, 2019; SLU Artdatabanken, 2025).</w:t>
       </w:r>
     </w:p>
     <w:p>
@@ -362,7 +537,25 @@
         <w:t>Plectocarpon scrobiculatae</w:t>
       </w:r>
       <w:r>
-        <w:t xml:space="preserve"> (EN) (SLU Artdatabanken, 2024; Nitare &amp; Skogsstyrelsen, 2019).</w:t>
+        <w:t xml:space="preserve"> (EN). Skrovellav är typisk art för </w:t>
+      </w:r>
+      <w:r>
+        <w:rPr>
+          <w:i/>
+        </w:rPr>
+        <w:t xml:space="preserve">9010 Taiga, 9020 Nordlig ädellövskog, 9040 Fjällbjörkskog, 9070 Trädklädd betesmark, 9160 Näringsrik ekskog, 9180 Ädellövskog i branter, 9190 Näringsfattig ekskog, 8210 Kalkbranter </w:t>
+      </w:r>
+      <w:r>
+        <w:t xml:space="preserve">och </w:t>
+      </w:r>
+      <w:r>
+        <w:rPr>
+          <w:i/>
+        </w:rPr>
+        <w:t>6530 Lövängar</w:t>
+      </w:r>
+      <w:r>
+        <w:t xml:space="preserve"> (SLU Artdatabanken, 2024; Nitare &amp; Skogsstyrelsen, 2019).</w:t>
       </w:r>
     </w:p>
     <w:p>
@@ -373,7 +566,45 @@
         <w:t xml:space="preserve">Skör kvastmossa </w:t>
       </w:r>
       <w:r>
-        <w:t>växer på murket trä och någon gång på humusrik jord eller torv. Den påträffas främst i miljöer med hög luftfuktighet, såsom sumpskogar och strandskogar. Den signalerar skog med höga naturvärden och indikerar rik förekomst av ved i olika nedbrytningsstadier på lokaler med hög och jämn luftfuktighet (SLU Artdatabanken, 2024; Nitare &amp; Skogsstyrelsen, 2019).</w:t>
+        <w:t xml:space="preserve">växer på murket trä och någon gång på humusrik jord eller torv. Den påträffas främst i miljöer med hög luftfuktighet, såsom sumpskogar och strandskogar. Den signalerar skog med höga naturvärden och indikerar rik förekomst av ved i olika nedbrytningsstadier på lokaler med hög och jämn luftfuktighet. Skör kvastmossa är typisk art för </w:t>
+      </w:r>
+      <w:r>
+        <w:rPr>
+          <w:i/>
+        </w:rPr>
+        <w:t>9010 Taiga</w:t>
+      </w:r>
+      <w:r>
+        <w:t xml:space="preserve"> (SLU Artdatabanken, 2024; Nitare &amp; Skogsstyrelsen, 2019).</w:t>
+      </w:r>
+    </w:p>
+    <w:p>
+      <w:r>
+        <w:rPr>
+          <w:b/>
+        </w:rPr>
+        <w:t xml:space="preserve">Trådticka </w:t>
+      </w:r>
+      <w:r>
+        <w:t xml:space="preserve">är knuten till grova granar i rikare ofta fuktiga miljöer. Den återfinns på både levande och döda träd samt stubbar och nyligen fallna träd. Karaktärsart för äldre fuktiga granskogsbiotoper, och i stor mängd är den en bra signalart för miljöer med andra rödlistade arter. Trådticka är typisk art för </w:t>
+      </w:r>
+      <w:r>
+        <w:rPr>
+          <w:i/>
+        </w:rPr>
+        <w:t xml:space="preserve">9010 Taiga </w:t>
+      </w:r>
+      <w:r>
+        <w:t xml:space="preserve">och </w:t>
+      </w:r>
+      <w:r>
+        <w:rPr>
+          <w:i/>
+        </w:rPr>
+        <w:t xml:space="preserve">9050 Näringsrik granskog </w:t>
+      </w:r>
+      <w:r>
+        <w:t>(SLU Artdatabanken, 2025).</w:t>
       </w:r>
     </w:p>
     <w:p>
@@ -384,7 +615,25 @@
         <w:t xml:space="preserve">Ögonpyrola </w:t>
       </w:r>
       <w:r>
-        <w:t>är normalt en bra signalart som visar på områden med höga naturvärden och stabila förhållanden, särskilt inom näringsfattiga trakter. Växten är mycket känslig för markskador och försvinner snabbt efter slutavverkning. Den hotas också av skogsgödsling och markavvattning (Nitare &amp; Skogsstyrelsen, 2019).</w:t>
+        <w:t xml:space="preserve">är normalt en bra signalart som visar på områden med höga naturvärden och stabila förhållanden, särskilt inom näringsfattiga trakter. Växten är mycket känslig för markskador och försvinner snabbt efter slutavverkning. Den hotas också av skogsgödsling och markavvattning. Ögonpyrola är typisk art för </w:t>
+      </w:r>
+      <w:r>
+        <w:rPr>
+          <w:i/>
+        </w:rPr>
+        <w:t>9010 Taiga</w:t>
+      </w:r>
+      <w:r>
+        <w:t xml:space="preserve"> och</w:t>
+      </w:r>
+      <w:r>
+        <w:rPr>
+          <w:i/>
+        </w:rPr>
+        <w:t xml:space="preserve"> 9070 Trädklädd betesmark</w:t>
+      </w:r>
+      <w:r>
+        <w:t xml:space="preserve"> (Nitare &amp; Skogsstyrelsen, 2019; SLU Artdatabanken, 2024).</w:t>
       </w:r>
     </w:p>
     <w:p>
@@ -422,7 +671,25 @@
         <w:t>Tretåig hackspett (NT, §4)</w:t>
       </w:r>
       <w:r>
-        <w:t xml:space="preserve"> är rödlistad som nära hotad och ingår i bilaga 1 i EU:s fågeldirektiv. Tretåig hackspett är för sin överlevnad beroende av kontinuerlig tillförsel av äldre döende och död ved, som sker genom naturliga självgallringsprocesser i äldre grannaturskogar och barrblandade naturskogar. Om en skog genom skogsbruk gallras eller glesas ur så upphör och uteblir i stort sett den naturliga självgallringsprocessen för mycket lång tid framöver vilket omöjliggör upprätthållandet av den kontinuerliga ekologiska funktionen i ett område. Det finns studier som visar att naturskogens självgallringsprocess som den tretåiga hackspetten är beroende av, inte kan ersättas med efterlämnad hänsyn i skogsbruket (Imbeau &amp; Desrochers, 2002). Storleken på häckningsreviret varierar med skogstypen, förekomsten av död ved och graden av fragmentering, men är i allmänhet i storleksordningen 25–100 hektar. Vintertid krävs ofta betydligt större områden och det finns studier som antyder att arten behöver minst 100 hektar äldre skog. I områden med låg bonitet kan det behövas över 200 hektar lämpligt habitat för att ett par ska kunna reproducera sig. Områden med dokumenterad permanent förekomst i naturskogsmiljöer har vanligen så stora naturvärden att skogsbruk är olämpligt (Skogsstyrelsen, 2016).</w:t>
+        <w:t xml:space="preserve"> är rödlistad som nära hotad och ingår i bilaga 1 i EU:s fågeldirektiv. Tretåig hackspett är för sin överlevnad beroende av kontinuerlig tillförsel av äldre döende och död ved, som sker genom naturliga självgallringsprocesser i äldre grannaturskogar och barrblandade naturskogar. Om en skog genom skogsbruk gallras eller glesas ur så upphör och uteblir i stort sett den naturliga självgallringsprocessen för mycket lång tid framöver vilket omöjliggör upprätthållandet av den kontinuerliga ekologiska funktionen i ett område. Det finns studier som visar att naturskogens självgallringsprocess som den tretåiga hackspetten är beroende av, inte kan ersättas med efterlämnad hänsyn i skogsbruket (Imbeau &amp; Desrochers, 2002). Storleken på häckningsreviret varierar med skogstypen, förekomsten av död ved och graden av fragmentering, men är i allmänhet i storleksordningen 25–100 hektar. Vintertid krävs ofta betydligt större områden och det finns studier som antyder att arten behöver minst 100 hektar äldre skog. I områden med låg bonitet kan det behövas över 200 hektar lämpligt habitat för att ett par ska kunna reproducera sig. Områden med dokumenterad permanent förekomst i naturskogsmiljöer har vanligen så stora naturvärden att skogsbruk är olämpligt. Tretåig hackspett är typisk art för </w:t>
+      </w:r>
+      <w:r>
+        <w:rPr>
+          <w:i/>
+        </w:rPr>
+        <w:t xml:space="preserve">9010 Taiga, 9740 Skogsbevuxen myr, 9030 Landhöjningsskog </w:t>
+      </w:r>
+      <w:r>
+        <w:t xml:space="preserve">och </w:t>
+      </w:r>
+      <w:r>
+        <w:rPr>
+          <w:i/>
+        </w:rPr>
+        <w:t>9040 Fjällbjörkskog</w:t>
+      </w:r>
+      <w:r>
+        <w:t xml:space="preserve"> (Skogsstyrelsen, 2016; SLU Artdatabanken, 2024).</w:t>
       </w:r>
     </w:p>
     <w:p>
@@ -761,7 +1028,16 @@
         <w:rPr>
           <w:i/>
         </w:rPr>
-        <w:t>“Områden med dokumenterad permanent förekomst i naturskogsmiljöer har vanligen så stora naturvärden att skogsbruk är olämpligt”.</w:t>
+        <w:t>“Områden med dokumenterad permanent förekomst i naturskogsmiljöer har vanligen så stora naturvärden att skogsbruk är olämpligt”</w:t>
+      </w:r>
+      <w:r>
+        <w:t xml:space="preserve"> (SLU Artdatabanken, 2024; Skogsstyrelsen, 2016)</w:t>
+      </w:r>
+      <w:r>
+        <w:rPr>
+          <w:i/>
+        </w:rPr>
+        <w:t>.</w:t>
       </w:r>
     </w:p>
     <w:p>
@@ -771,12 +1047,30 @@
     </w:p>
     <w:p>
       <w:r>
-        <w:t>Permanenta revir av tretåig hackspett karaktäriseras ofta av artens typiska ringformigt ordnade hackmärken på framför allt gamla granar. För att säkerställa att inte revir av tretåig hackspett drabbas av avverkningsplanerna bör en inventering göras i området både under häckningstid och under vintern, då arten utnyttjar betydligt större områden än under sommarens häckningsrevir. Storleken på häckningsreviret varierar med skogstypen, förekomsten av död ved och graden av fragmentering, men är i allmänhet i storleksordningen 25–100 hektar.</w:t>
+        <w:t>Permanenta revir av tretåig hackspett karaktäriseras ofta av artens typiska ringformigt ordnade hackmärken på framför allt gamla granar. För att säkerställa att inte revir av tretåig hackspett drabbas av avverkningsplanerna bör en inventering göras i området både under häckningstid och under vintern, då arten utnyttjar betydligt större områden än under sommarens häckningsrevir. Storleken på häckningsreviret varierar med skogstypen, förekomsten av död ved och graden av fragmentering, men är i allmänhet i storleksordningen 25–100 hektar (SLU Artdatabanken, 2024; Skogsstyrelsen, 2016).</w:t>
       </w:r>
     </w:p>
     <w:p>
       <w:r>
-        <w:t>Förutom fridlysning enligt §4 Artskyddsförordningen är tretåig hackspett även förtecknad i EU:s fågeldirektiv bilaga 1. Den ingår också i Natura 2000 och är förtecknad i Bernkonventionen bilaga II (strikt skyddade djurarter).</w:t>
+        <w:t xml:space="preserve">Förutom fridlysning enligt §4 Artskyddsförordningen är tretåig hackspett även förtecknad i EU:s fågeldirektiv bilaga 1. Den är typisk art för </w:t>
+      </w:r>
+      <w:r>
+        <w:rPr>
+          <w:i/>
+        </w:rPr>
+        <w:t xml:space="preserve">9010 Taiga, 9740 Skogsbevuxen myr, 9030 Landhöjningsskog </w:t>
+      </w:r>
+      <w:r>
+        <w:t xml:space="preserve">och </w:t>
+      </w:r>
+      <w:r>
+        <w:rPr>
+          <w:i/>
+        </w:rPr>
+        <w:t>9040 Fjällbjörkskog</w:t>
+      </w:r>
+      <w:r>
+        <w:t xml:space="preserve"> samt ingår i Natura 2000 och är förtecknad i Bernkonventionen bilaga II (strikt skyddade djurarter) (SLU Artdatabanken, 2024; Skogsstyrelsen, 2016).</w:t>
       </w:r>
     </w:p>
     <w:p>
@@ -798,7 +1092,7 @@
         <w:t xml:space="preserve">Förekomst av tretåig hackspett Picoides tridactylus på bestånds- och landskapsnivå. </w:t>
       </w:r>
       <w:r>
-        <w:t>Ornis Svecica 6: 107–119</w:t>
+        <w:t>Ornis Svecica 6: 107–119.</w:t>
       </w:r>
     </w:p>
     <w:p>
@@ -812,7 +1106,7 @@
         <w:t xml:space="preserve">Dead wood threshold values for the three-toed woodpecker presence in boreal and sub-Alpine forest. </w:t>
       </w:r>
       <w:r>
-        <w:t>Biological conservation 119(3): 305–318</w:t>
+        <w:t>Biological conservation 119(3): 305–318.</w:t>
       </w:r>
     </w:p>
     <w:p>
@@ -851,10 +1145,21 @@
         <w:rPr>
           <w:i/>
         </w:rPr>
-        <w:t xml:space="preserve">Vägledning för hänsyn till fåglar – Tretåig hackspett. </w:t>
-      </w:r>
-      <w:r>
-        <w:t>www.skogsstyrelsen.se</w:t>
+        <w:t>Vägledning för hänsyn till fåglar – Tretåig hackspett.</w:t>
+      </w:r>
+    </w:p>
+    <w:p>
+      <w:r>
+        <w:t xml:space="preserve">SLU Artdatabanken, 2024. </w:t>
+      </w:r>
+      <w:r>
+        <w:rPr>
+          <w:i/>
+        </w:rPr>
+        <w:t xml:space="preserve">Artfaktablad. Naturvård – artfakta. </w:t>
+      </w:r>
+      <w:r>
+        <w:t>SLU Artdatabanken, Uppsala.</w:t>
       </w:r>
     </w:p>
     <w:p>
@@ -882,7 +1187,7 @@
         <w:t xml:space="preserve">Population trends of forest birds in a Finnish Lapland landscape of large habitat blocks – Consequences of stochastic environmental variation or regional habitat alteration. </w:t>
       </w:r>
       <w:r>
-        <w:t>Biological conservation 56(2): 223–240</w:t>
+        <w:t>Biological conservation 56(2): 223–240.</w:t>
       </w:r>
     </w:p>
     <w:p>
@@ -1027,7 +1332,7 @@
     <w:r>
       <w:tab/>
       <w:tab/>
-      <w:t>2026-01-28</w:t>
+      <w:t>2026-01-29</w:t>
       <w:br/>
       <w:br/>
     </w:r>

--- a/klagomål/A 59489-2025 FSC-klagomål.docx
+++ b/klagomål/A 59489-2025 FSC-klagomål.docx
@@ -1332,7 +1332,7 @@
     <w:r>
       <w:tab/>
       <w:tab/>
-      <w:t>2026-01-29</w:t>
+      <w:t>2026-01-30</w:t>
       <w:br/>
       <w:br/>
     </w:r>

--- a/klagomål/A 59489-2025 FSC-klagomål.docx
+++ b/klagomål/A 59489-2025 FSC-klagomål.docx
@@ -1332,7 +1332,7 @@
     <w:r>
       <w:tab/>
       <w:tab/>
-      <w:t>2026-01-30</w:t>
+      <w:t>2026-01-31</w:t>
       <w:br/>
       <w:br/>
     </w:r>

--- a/klagomål/A 59489-2025 FSC-klagomål.docx
+++ b/klagomål/A 59489-2025 FSC-klagomål.docx
@@ -1332,7 +1332,7 @@
     <w:r>
       <w:tab/>
       <w:tab/>
-      <w:t>2026-03-01</w:t>
+      <w:t>2026-03-02</w:t>
       <w:br/>
       <w:br/>
     </w:r>

--- a/klagomål/A 59489-2025 FSC-klagomål.docx
+++ b/klagomål/A 59489-2025 FSC-klagomål.docx
@@ -1332,7 +1332,7 @@
     <w:r>
       <w:tab/>
       <w:tab/>
-      <w:t>2026-03-02</w:t>
+      <w:t>2026-03-03</w:t>
       <w:br/>
       <w:br/>
     </w:r>

--- a/klagomål/A 59489-2025 FSC-klagomål.docx
+++ b/klagomål/A 59489-2025 FSC-klagomål.docx
@@ -1332,7 +1332,7 @@
     <w:r>
       <w:tab/>
       <w:tab/>
-      <w:t>2026-03-03</w:t>
+      <w:t>2026-03-04</w:t>
       <w:br/>
       <w:br/>
     </w:r>

--- a/klagomål/A 59489-2025 FSC-klagomål.docx
+++ b/klagomål/A 59489-2025 FSC-klagomål.docx
@@ -1332,7 +1332,7 @@
     <w:r>
       <w:tab/>
       <w:tab/>
-      <w:t>2026-03-04</w:t>
+      <w:t>2026-03-05</w:t>
       <w:br/>
       <w:br/>
     </w:r>

--- a/klagomål/A 59489-2025 FSC-klagomål.docx
+++ b/klagomål/A 59489-2025 FSC-klagomål.docx
@@ -1332,7 +1332,7 @@
     <w:r>
       <w:tab/>
       <w:tab/>
-      <w:t>2026-03-05</w:t>
+      <w:t>2026-03-06</w:t>
       <w:br/>
       <w:br/>
     </w:r>

--- a/klagomål/A 59489-2025 FSC-klagomål.docx
+++ b/klagomål/A 59489-2025 FSC-klagomål.docx
@@ -1332,7 +1332,7 @@
     <w:r>
       <w:tab/>
       <w:tab/>
-      <w:t>2026-03-06</w:t>
+      <w:t>2026-03-07</w:t>
       <w:br/>
       <w:br/>
     </w:r>

--- a/klagomål/A 59489-2025 FSC-klagomål.docx
+++ b/klagomål/A 59489-2025 FSC-klagomål.docx
@@ -1332,7 +1332,7 @@
     <w:r>
       <w:tab/>
       <w:tab/>
-      <w:t>2026-03-13</w:t>
+      <w:t>2026-03-16</w:t>
       <w:br/>
       <w:br/>
     </w:r>

--- a/klagomål/A 59489-2025 FSC-klagomål.docx
+++ b/klagomål/A 59489-2025 FSC-klagomål.docx
@@ -1332,7 +1332,7 @@
     <w:r>
       <w:tab/>
       <w:tab/>
-      <w:t>2026-03-16</w:t>
+      <w:t>2026-03-17</w:t>
       <w:br/>
       <w:br/>
     </w:r>

--- a/klagomål/A 59489-2025 FSC-klagomål.docx
+++ b/klagomål/A 59489-2025 FSC-klagomål.docx
@@ -1332,7 +1332,7 @@
     <w:r>
       <w:tab/>
       <w:tab/>
-      <w:t>2026-03-17</w:t>
+      <w:t>2026-03-18</w:t>
       <w:br/>
       <w:br/>
     </w:r>

--- a/klagomål/A 59489-2025 FSC-klagomål.docx
+++ b/klagomål/A 59489-2025 FSC-klagomål.docx
@@ -1332,7 +1332,7 @@
     <w:r>
       <w:tab/>
       <w:tab/>
-      <w:t>2026-03-18</w:t>
+      <w:t>2026-03-19</w:t>
       <w:br/>
       <w:br/>
     </w:r>

--- a/klagomål/A 59489-2025 FSC-klagomål.docx
+++ b/klagomål/A 59489-2025 FSC-klagomål.docx
@@ -1332,7 +1332,7 @@
     <w:r>
       <w:tab/>
       <w:tab/>
-      <w:t>2026-03-19</w:t>
+      <w:t>2026-03-20</w:t>
       <w:br/>
       <w:br/>
     </w:r>

--- a/klagomål/A 59489-2025 FSC-klagomål.docx
+++ b/klagomål/A 59489-2025 FSC-klagomål.docx
@@ -1332,7 +1332,7 @@
     <w:r>
       <w:tab/>
       <w:tab/>
-      <w:t>2026-03-20</w:t>
+      <w:t>2026-03-21</w:t>
       <w:br/>
       <w:br/>
     </w:r>

--- a/klagomål/A 59489-2025 FSC-klagomål.docx
+++ b/klagomål/A 59489-2025 FSC-klagomål.docx
@@ -1332,7 +1332,7 @@
     <w:r>
       <w:tab/>
       <w:tab/>
-      <w:t>2026-03-21</w:t>
+      <w:t>2026-03-22</w:t>
       <w:br/>
       <w:br/>
     </w:r>

--- a/klagomål/A 59489-2025 FSC-klagomål.docx
+++ b/klagomål/A 59489-2025 FSC-klagomål.docx
@@ -1332,7 +1332,7 @@
     <w:r>
       <w:tab/>
       <w:tab/>
-      <w:t>2026-03-22</w:t>
+      <w:t>2026-03-23</w:t>
       <w:br/>
       <w:br/>
     </w:r>

--- a/klagomål/A 59489-2025 FSC-klagomål.docx
+++ b/klagomål/A 59489-2025 FSC-klagomål.docx
@@ -1332,7 +1332,7 @@
     <w:r>
       <w:tab/>
       <w:tab/>
-      <w:t>2026-03-23</w:t>
+      <w:t>2026-03-24</w:t>
       <w:br/>
       <w:br/>
     </w:r>

--- a/klagomål/A 59489-2025 FSC-klagomål.docx
+++ b/klagomål/A 59489-2025 FSC-klagomål.docx
@@ -1332,7 +1332,7 @@
     <w:r>
       <w:tab/>
       <w:tab/>
-      <w:t>2026-03-24</w:t>
+      <w:t>2026-03-25</w:t>
       <w:br/>
       <w:br/>
     </w:r>

--- a/klagomål/A 59489-2025 FSC-klagomål.docx
+++ b/klagomål/A 59489-2025 FSC-klagomål.docx
@@ -1332,7 +1332,7 @@
     <w:r>
       <w:tab/>
       <w:tab/>
-      <w:t>2026-03-25</w:t>
+      <w:t>2026-03-26</w:t>
       <w:br/>
       <w:br/>
     </w:r>

--- a/klagomål/A 59489-2025 FSC-klagomål.docx
+++ b/klagomål/A 59489-2025 FSC-klagomål.docx
@@ -1332,7 +1332,7 @@
     <w:r>
       <w:tab/>
       <w:tab/>
-      <w:t>2026-03-26</w:t>
+      <w:t>2026-03-27</w:t>
       <w:br/>
       <w:br/>
     </w:r>

--- a/klagomål/A 59489-2025 FSC-klagomål.docx
+++ b/klagomål/A 59489-2025 FSC-klagomål.docx
@@ -1332,7 +1332,7 @@
     <w:r>
       <w:tab/>
       <w:tab/>
-      <w:t>2026-03-27</w:t>
+      <w:t>2026-03-28</w:t>
       <w:br/>
       <w:br/>
     </w:r>

--- a/klagomål/A 59489-2025 FSC-klagomål.docx
+++ b/klagomål/A 59489-2025 FSC-klagomål.docx
@@ -1332,7 +1332,7 @@
     <w:r>
       <w:tab/>
       <w:tab/>
-      <w:t>2026-03-28</w:t>
+      <w:t>2026-03-29</w:t>
       <w:br/>
       <w:br/>
     </w:r>

--- a/klagomål/A 59489-2025 FSC-klagomål.docx
+++ b/klagomål/A 59489-2025 FSC-klagomål.docx
@@ -1332,7 +1332,7 @@
     <w:r>
       <w:tab/>
       <w:tab/>
-      <w:t>2026-03-29</w:t>
+      <w:t>2026-03-30</w:t>
       <w:br/>
       <w:br/>
     </w:r>

--- a/klagomål/A 59489-2025 FSC-klagomål.docx
+++ b/klagomål/A 59489-2025 FSC-klagomål.docx
@@ -1332,7 +1332,7 @@
     <w:r>
       <w:tab/>
       <w:tab/>
-      <w:t>2026-03-30</w:t>
+      <w:t>2026-03-31</w:t>
       <w:br/>
       <w:br/>
     </w:r>

--- a/klagomål/A 59489-2025 FSC-klagomål.docx
+++ b/klagomål/A 59489-2025 FSC-klagomål.docx
@@ -1332,7 +1332,7 @@
     <w:r>
       <w:tab/>
       <w:tab/>
-      <w:t>2026-03-31</w:t>
+      <w:t>2026-04-01</w:t>
       <w:br/>
       <w:br/>
     </w:r>

--- a/klagomål/A 59489-2025 FSC-klagomål.docx
+++ b/klagomål/A 59489-2025 FSC-klagomål.docx
@@ -1332,7 +1332,7 @@
     <w:r>
       <w:tab/>
       <w:tab/>
-      <w:t>2026-04-01</w:t>
+      <w:t>2026-04-02</w:t>
       <w:br/>
       <w:br/>
     </w:r>

--- a/klagomål/A 59489-2025 FSC-klagomål.docx
+++ b/klagomål/A 59489-2025 FSC-klagomål.docx
@@ -1332,7 +1332,7 @@
     <w:r>
       <w:tab/>
       <w:tab/>
-      <w:t>2026-04-02</w:t>
+      <w:t>2026-04-03</w:t>
       <w:br/>
       <w:br/>
     </w:r>

--- a/klagomål/A 59489-2025 FSC-klagomål.docx
+++ b/klagomål/A 59489-2025 FSC-klagomål.docx
@@ -1332,7 +1332,7 @@
     <w:r>
       <w:tab/>
       <w:tab/>
-      <w:t>2026-04-03</w:t>
+      <w:t>2026-04-04</w:t>
       <w:br/>
       <w:br/>
     </w:r>

--- a/klagomål/A 59489-2025 FSC-klagomål.docx
+++ b/klagomål/A 59489-2025 FSC-klagomål.docx
@@ -1332,7 +1332,7 @@
     <w:r>
       <w:tab/>
       <w:tab/>
-      <w:t>2026-04-04</w:t>
+      <w:t>2026-04-05</w:t>
       <w:br/>
       <w:br/>
     </w:r>

--- a/klagomål/A 59489-2025 FSC-klagomål.docx
+++ b/klagomål/A 59489-2025 FSC-klagomål.docx
@@ -1332,7 +1332,7 @@
     <w:r>
       <w:tab/>
       <w:tab/>
-      <w:t>2026-04-05</w:t>
+      <w:t>2026-04-06</w:t>
       <w:br/>
       <w:br/>
     </w:r>

--- a/klagomål/A 59489-2025 FSC-klagomål.docx
+++ b/klagomål/A 59489-2025 FSC-klagomål.docx
@@ -1341,7 +1341,7 @@
     <w:r>
       <w:tab/>
       <w:tab/>
-      <w:t>2026-06-15</w:t>
+      <w:t>2026-06-16</w:t>
       <w:br/>
       <w:br/>
     </w:r>

--- a/klagomål/A 59489-2025 FSC-klagomål.docx
+++ b/klagomål/A 59489-2025 FSC-klagomål.docx
@@ -1341,7 +1341,7 @@
     <w:r>
       <w:tab/>
       <w:tab/>
-      <w:t>2026-06-16</w:t>
+      <w:t>2026-06-17</w:t>
       <w:br/>
       <w:br/>
     </w:r>

--- a/klagomål/A 59489-2025 FSC-klagomål.docx
+++ b/klagomål/A 59489-2025 FSC-klagomål.docx
@@ -1,6 +1,6 @@
 
 <file path=word/document.xml><?xml version="1.0" encoding="utf-8"?>
-<w:document xmlns:wpc="http://schemas.microsoft.com/office/word/2010/wordprocessingCanvas" xmlns:cx="http://schemas.microsoft.com/office/drawing/2014/chartex" xmlns:cx1="http://schemas.microsoft.com/office/drawing/2015/9/8/chartex" xmlns:cx2="http://schemas.microsoft.com/office/drawing/2015/10/21/chartex" xmlns:cx3="http://schemas.microsoft.com/office/drawing/2016/5/9/chartex" xmlns:cx4="http://schemas.microsoft.com/office/drawing/2016/5/10/chartex" xmlns:cx5="http://schemas.microsoft.com/office/drawing/2016/5/11/chartex" xmlns:cx6="http://schemas.microsoft.com/office/drawing/2016/5/12/chartex" xmlns:cx7="http://schemas.microsoft.com/office/drawing/2016/5/13/chartex" xmlns:cx8="http://schemas.microsoft.com/office/drawing/2016/5/14/chartex" xmlns:mc="http://schemas.openxmlformats.org/markup-compatibility/2006" xmlns:aink="http://schemas.microsoft.com/office/drawing/2016/ink" xmlns:am3d="http://schemas.microsoft.com/office/drawing/2017/model3d" xmlns:o="urn:schemas-microsoft-com:office:office" xmlns:oel="http://schemas.microsoft.com/office/2019/extlst" xmlns:r="http://schemas.openxmlformats.org/officeDocument/2006/relationships" xmlns:m="http://schemas.openxmlformats.org/officeDocument/2006/math" xmlns:v="urn:schemas-microsoft-com:vml" xmlns:wp14="http://schemas.microsoft.com/office/word/2010/wordprocessingDrawing" xmlns:wp="http://schemas.openxmlformats.org/drawingml/2006/wordprocessingDrawing" xmlns:w10="urn:schemas-microsoft-com:office:word" xmlns:w="http://schemas.openxmlformats.org/wordprocessingml/2006/main" xmlns:w14="http://schemas.microsoft.com/office/word/2010/wordml" xmlns:w15="http://schemas.microsoft.com/office/word/2012/wordml" xmlns:w16cex="http://schemas.microsoft.com/office/word/2018/wordml/cex" xmlns:w16cid="http://schemas.microsoft.com/office/word/2016/wordml/cid" xmlns:w16="http://schemas.microsoft.com/office/word/2018/wordml" xmlns:w16sdtdh="http://schemas.microsoft.com/office/word/2020/wordml/sdtdatahash" xmlns:w16se="http://schemas.microsoft.com/office/word/2015/wordml/symex" xmlns:wpg="http://schemas.microsoft.com/office/word/2010/wordprocessingGroup" xmlns:wpi="http://schemas.microsoft.com/office/word/2010/wordprocessingInk" xmlns:wne="http://schemas.microsoft.com/office/word/2006/wordml" xmlns:wps="http://schemas.microsoft.com/office/word/2010/wordprocessingShape" mc:Ignorable="w14 w15 w16se w16cid w16 w16cex w16sdtdh wp14">
+<w:document xmlns:wpc="http://schemas.microsoft.com/office/word/2010/wordprocessingCanvas" xmlns:cx="http://schemas.microsoft.com/office/drawing/2014/chartex" xmlns:cx1="http://schemas.microsoft.com/office/drawing/2015/9/8/chartex" xmlns:cx2="http://schemas.microsoft.com/office/drawing/2015/10/21/chartex" xmlns:cx3="http://schemas.microsoft.com/office/drawing/2016/5/9/chartex" xmlns:cx4="http://schemas.microsoft.com/office/drawing/2016/5/10/chartex" xmlns:cx5="http://schemas.microsoft.com/office/drawing/2016/5/11/chartex" xmlns:cx6="http://schemas.microsoft.com/office/drawing/2016/5/12/chartex" xmlns:cx7="http://schemas.microsoft.com/office/drawing/2016/5/13/chartex" xmlns:cx8="http://schemas.microsoft.com/office/drawing/2016/5/14/chartex" xmlns:mc="http://schemas.openxmlformats.org/markup-compatibility/2006" xmlns:aink="http://schemas.microsoft.com/office/drawing/2016/ink" xmlns:am3d="http://schemas.microsoft.com/office/drawing/2017/model3d" xmlns:o="urn:schemas-microsoft-com:office:office" xmlns:oel="http://schemas.microsoft.com/office/2019/extlst" xmlns:r="http://schemas.openxmlformats.org/officeDocument/2006/relationships" xmlns:m="http://schemas.openxmlformats.org/officeDocument/2006/math" xmlns:v="urn:schemas-microsoft-com:vml" xmlns:wp14="http://schemas.microsoft.com/office/word/2010/wordprocessingDrawing" xmlns:wp="http://schemas.openxmlformats.org/drawingml/2006/wordprocessingDrawing" xmlns:w10="urn:schemas-microsoft-com:office:word" xmlns:w="http://schemas.openxmlformats.org/wordprocessingml/2006/main" xmlns:w14="http://schemas.microsoft.com/office/word/2010/wordml" xmlns:w15="http://schemas.microsoft.com/office/word/2012/wordml" xmlns:w16cex="http://schemas.microsoft.com/office/word/2018/wordml/cex" xmlns:w16cid="http://schemas.microsoft.com/office/word/2016/wordml/cid" xmlns:w16="http://schemas.microsoft.com/office/word/2018/wordml" xmlns:w16du="http://schemas.microsoft.com/office/word/2023/wordml/word16du" xmlns:w16sdtdh="http://schemas.microsoft.com/office/word/2020/wordml/sdtdatahash" xmlns:w16sdtfl="http://schemas.microsoft.com/office/word/2024/wordml/sdtformatlock" xmlns:w16se="http://schemas.microsoft.com/office/word/2015/wordml/symex" xmlns:wpg="http://schemas.microsoft.com/office/word/2010/wordprocessingGroup" xmlns:wpi="http://schemas.microsoft.com/office/word/2010/wordprocessingInk" xmlns:wne="http://schemas.microsoft.com/office/word/2006/wordml" xmlns:wps="http://schemas.microsoft.com/office/word/2010/wordprocessingShape" mc:Ignorable="w14 w15 w16se w16cid w16 w16cex w16sdtdh w16sdtfl w16du wp14">
   <w:body>
     <w:p>
       <w:r>
@@ -168,7 +168,7 @@
     </w:p>
     <w:p>
       <w:r>
-        <w:t>Detta dokument behandlar höga naturvärden i avverkningsanmälan A 59489-2025 i Vilhelmina kommun. Denna avverkningsanmälan inkom 2025-11-28 00:00:00 och omfattar 15,1 ha.</w:t>
+        <w:t>Detta dokument behandlar höga naturvärden i avverkningsanmälan A 59489-2025 i Vilhelmina kommun som inkom 2025-11-28 och omfattar 15,1 ha.</w:t>
       </w:r>
     </w:p>
     <w:p>
@@ -191,12 +191,15 @@
     </w:p>
     <w:p>
       <w:r>
-        <w:t>I avverkningsanmälan har följande 16 naturvårdsarter hittats: liten sotlav (VU), brunpudrad nållav (NT), doftskinn (NT), gränsticka (NT), harticka (NT), rosenticka (NT), rödbrun blekspik (NT), skrovellav (NT), tretåig hackspett (NT, §4), kornig nållav (S), mörk husmossa (S), rostfläck (S), skogshakmossa (S), skör kvastmossa (S), trådticka (S) och ögonpyrola (S). Av dessa är 9 rödlistade. För rödlistade arter har rödlistekategorin angivits inom parentes. Arter som är signalarter enligt Skogsstyrelsen har markerats med (S). För fridlysta arter anges även paragrafen i Artskyddsförordningen som arten är fridlyst enligt.</w:t>
+        <w:t>I och inom 17 meter från avverkningsanmälan har följande 17 naturvårdsarter hittats: gränsticka (VU, T), liten sotlav (VU, T), brunpudrad nållav (NT, T), doftskinn (NT, T), harticka (NT, T), knottrig blåslav (NT, T), rosenticka (NT, T), rödbrun blekspik (NT, T), skrovellav (NT, T), tretåig hackspett (NT, T, §4), kornig nållav (S, T), mörk husmossa (S, T), rostfläck (S, T), skogshakmossa (S, T), skör kvastmossa (S, T), trådticka (S, T) och ögonpyrola (S, T). Av dessa är 10 rödlistade. För rödlistade arter har rödlistekategorin angivits inom parentes. Arter som är signalarter enligt Skogsstyrelsen har markerats med (S). Typiska arter inom Natura 2000 som är kopplade till skogsekosystem har markerats med (T). För fridlysta arter anges även paragrafen i Artskyddsförordningen som arten är fridlyst enligt.</w:t>
       </w:r>
     </w:p>
     <w:p>
       <w:r>
-        <w:t>De påträffade naturvårdsarterna är ett tydligt kvitto på att detta rör sig om en skog med höga naturvärden. I Figur 1 visas en karta över det avverkningsanmälda området, där samtliga fyndplatser för naturvårdsarter som finns registrerade på Artportalen har markerats.</w:t>
+        <w:t>De påträffade naturvårdsarterna är ett tydligt kvitto på att det rör sig om en skog med höga naturvärden.</w:t>
+      </w:r>
+      <w:r>
+        <w:t xml:space="preserve"> I Figur 1 visas fyndplatser för naturvårdsarter i området, som finns registrerade på Artportalen.</w:t>
       </w:r>
     </w:p>
     <w:p>
@@ -206,7 +209,7 @@
       <w:r>
         <w:drawing>
           <wp:inline xmlns:a="http://schemas.openxmlformats.org/drawingml/2006/main" xmlns:pic="http://schemas.openxmlformats.org/drawingml/2006/picture">
-            <wp:extent cx="5486400" cy="3540006"/>
+            <wp:extent cx="5486400" cy="4800129"/>
             <wp:docPr id="1" name="Picture 1"/>
             <wp:cNvGraphicFramePr>
               <a:graphicFrameLocks noChangeAspect="1"/>
@@ -227,7 +230,7 @@
                   <pic:spPr>
                     <a:xfrm>
                       <a:off x="0" y="0"/>
-                      <a:ext cx="5486400" cy="3540006"/>
+                      <a:ext cx="5486400" cy="4800129"/>
                     </a:xfrm>
                     <a:prstGeom prst="rect"/>
                   </pic:spPr>
@@ -241,9 +244,79 @@
     <w:p>
       <w:pPr>
         <w:pStyle w:val="Caption"/>
+        <w:spacing w:after="240"/>
       </w:pPr>
       <w:r>
-        <w:t>Figur 1. Fyndplatser för naturvårdsarter i det avverkningsanmälda området (röd linje). Markörer utan svart kant är placerade på fyndplatsen. Markörer med svart kant är placerade vid sidan av fyndplatsen och har ett svart streck som visar fyndplatsens exakta position. Kartans mittpunktskoordinat är N 7235152, E 531921 i SWEREF 99 TM.</w:t>
+        <w:t>Figur 1. Fyndplatser för naturvårdsarter i och inom 17 meter från avverkningsanmälan (röd linje). Markörer utan svart kant är placerade på fyndplatsen. Markörer med svart kant är placerade vid sidan av fyndplatsen och har ett svart streck som visar fyndplatsens exakta position. Kartans mittpunktskoordinat är N 7235152, E 531921 i SWEREF 99 TM.</w:t>
+      </w:r>
+    </w:p>
+    <w:p>
+      <w:pPr>
+        <w:pStyle w:val="Heading2"/>
+      </w:pPr>
+      <w:r>
+        <w:t>Fridlysta arter</w:t>
+      </w:r>
+    </w:p>
+    <w:p>
+      <w:r>
+        <w:t>Följande fridlysta arter har sina livsmiljöer och växtplatser i den avverkningsanmälda skogen: tretåig hackspett (NT, T, §4).</w:t>
+      </w:r>
+    </w:p>
+    <w:p>
+      <w:r>
+        <w:t xml:space="preserve">Observera att medlemsländerna är skyldiga att agera i enlighet med EU:s fågeldirektiv där det uttryckligen står att direktivet gäller för fåglar samt för deras ägg, bon och </w:t>
+      </w:r>
+      <w:r>
+        <w:rPr>
+          <w:b/>
+        </w:rPr>
+        <w:t xml:space="preserve">livsmiljöer </w:t>
+      </w:r>
+      <w:r>
+        <w:t>(artikel 1). Vidare att de åtgärder som vidtas inte får leda till en försämring av den nuvarande situationen beträffande bevarandet av de fågelarter som avses i artikel 1 (artikel 13). Fågeldirektivet är styrande för tillsynsansvariga myndigheters ärendehantering, ställningstaganden och beslutsfattande.</w:t>
+      </w:r>
+    </w:p>
+    <w:p>
+      <w:r>
+        <w:rPr>
+          <w:b/>
+        </w:rPr>
+        <w:t>Tretåig hackspett (NT, §4)</w:t>
+      </w:r>
+      <w:r>
+        <w:t xml:space="preserve"> är rödlistad som nära hotad och ingår i bilaga 1 i EU:s fågeldirektiv. Tretåig hackspett är för sin överlevnad beroende av kontinuerlig tillförsel av äldre döende och död ved, som sker genom naturliga självgallringsprocesser i äldre grannaturskogar och barrblandade naturskogar. Om en skog genom skogsbruk gallras eller glesas ur så upphör och uteblir i stort sett den naturliga självgallringsprocessen för mycket lång tid framöver vilket omöjliggör upprätthållandet av den kontinuerliga ekologiska funktionen i ett område. Det finns studier som visar att naturskogens självgallringsprocess som den tretåiga hackspetten är beroende av, inte kan ersättas med efterlämnad hänsyn i skogsbruket (Imbeau &amp; Desrochers, 2002). Storleken på häckningsreviret varierar med skogstypen, förekomsten av död ved och graden av fragmentering, men är i allmänhet i storleksordningen 25–100 hektar. Vintertid krävs ofta betydligt större områden och det finns studier som antyder att arten behöver minst 100 hektar äldre skog. I områden med låg bonitet kan det behövas över 200 hektar lämpligt habitat för att ett par ska kunna reproducera sig. Områden med dokumenterad permanent förekomst i naturskogsmiljöer har vanligen så stora naturvärden att skogsbruk är olämpligt. Tretåig hackspett är typisk art för </w:t>
+      </w:r>
+      <w:r>
+        <w:rPr>
+          <w:i/>
+        </w:rPr>
+        <w:t xml:space="preserve">9010 Taiga, 9740 Skogsbevuxen myr, 9030 Landhöjningsskog </w:t>
+      </w:r>
+      <w:r>
+        <w:t xml:space="preserve">och </w:t>
+      </w:r>
+      <w:r>
+        <w:rPr>
+          <w:i/>
+        </w:rPr>
+        <w:t>9040 Fjällbjörkskog</w:t>
+      </w:r>
+      <w:r>
+        <w:t xml:space="preserve"> (Skogsstyrelsen, 2016; SLU Artdatabanken, 2024).</w:t>
+      </w:r>
+    </w:p>
+    <w:p>
+      <w:r>
+        <w:t>I BILAGA 1 finns mer detaljerad information om ekologi samt krav på livsmiljö hos fridlysta arter.</w:t>
+      </w:r>
+    </w:p>
+    <w:p>
+      <w:pPr>
+        <w:pStyle w:val="Heading2"/>
+      </w:pPr>
+      <w:r>
+        <w:t>Övriga naturvårdsarter</w:t>
       </w:r>
     </w:p>
     <w:p>
@@ -333,6 +406,37 @@
       </w:r>
       <w:r>
         <w:t xml:space="preserve"> (SLU Artdatabanken, 2024; Nitare &amp; Skogsstyrelsen, 2019).</w:t>
+      </w:r>
+    </w:p>
+    <w:p>
+      <w:r>
+        <w:rPr>
+          <w:b/>
+        </w:rPr>
+        <w:t>Knottrig blåslav (NT)</w:t>
+      </w:r>
+      <w:r>
+        <w:t xml:space="preserve"> har sin huvudutbredning i gamla granskogar i det övre barrskogsbältet mot fjällen. Den signalerar alltid höga naturvärden och växer i skogar med lång kontinuitet, mest i opåverkade naturskogsbestånd. Arten överlever inte en slutavverkning (inklusive hänsyn) och den finns idag enbart i kontinuitetsskog. Lavens fortsatta förekomst bör säkerställas genom att lokaler med äldre barrskog skyddas. Knottrig blåslav är typisk art för </w:t>
+      </w:r>
+      <w:r>
+        <w:rPr>
+          <w:i/>
+        </w:rPr>
+        <w:t xml:space="preserve">9010 Taiga </w:t>
+      </w:r>
+      <w:r>
+        <w:t>och</w:t>
+      </w:r>
+      <w:r>
+        <w:rPr>
+          <w:i/>
+        </w:rPr>
+        <w:t xml:space="preserve"> 9040 Fjällbjörkskog</w:t>
+      </w:r>
+    </w:p>
+    <w:p>
+      <w:r>
+        <w:t>(SLU Artdatabanken, 2024; Nitare &amp; Skogsstyrelsen, 2019).</w:t>
       </w:r>
     </w:p>
     <w:p>
@@ -650,67 +754,6 @@
         <w:pStyle w:val="Heading1"/>
       </w:pPr>
       <w:r>
-        <w:t>Fridlysta arter</w:t>
-      </w:r>
-    </w:p>
-    <w:p>
-      <w:r>
-        <w:t>Följande fridlysta arter har sina livsmiljöer och växtplatser i den avverkningsanmälda skogen: tretåig hackspett (NT, §4).</w:t>
-      </w:r>
-    </w:p>
-    <w:p>
-      <w:r>
-        <w:t xml:space="preserve">Observera att medlemsländerna är skyldiga att agera i enlighet med EU:s fågeldirektiv där det uttryckligen står att direktivet gäller för fåglar samt för deras ägg, bon och </w:t>
-      </w:r>
-      <w:r>
-        <w:rPr>
-          <w:b/>
-        </w:rPr>
-        <w:t xml:space="preserve">livsmiljöer </w:t>
-      </w:r>
-      <w:r>
-        <w:t>(artikel 1). Vidare att de åtgärder som vidtas inte får leda till en försämring av den nuvarande situationen beträffande bevarandet av de fågelarter som avses i artikel 1 (artikel 13). Fågeldirektivet är styrande för tillsynsansvariga myndigheters ärendehantering, ställningstaganden och beslutsfattande.</w:t>
-      </w:r>
-    </w:p>
-    <w:p>
-      <w:r>
-        <w:rPr>
-          <w:b/>
-        </w:rPr>
-        <w:t>Tretåig hackspett (NT, §4)</w:t>
-      </w:r>
-      <w:r>
-        <w:t xml:space="preserve"> är rödlistad som nära hotad och ingår i bilaga 1 i EU:s fågeldirektiv. Tretåig hackspett är för sin överlevnad beroende av kontinuerlig tillförsel av äldre döende och död ved, som sker genom naturliga självgallringsprocesser i äldre grannaturskogar och barrblandade naturskogar. Om en skog genom skogsbruk gallras eller glesas ur så upphör och uteblir i stort sett den naturliga självgallringsprocessen för mycket lång tid framöver vilket omöjliggör upprätthållandet av den kontinuerliga ekologiska funktionen i ett område. Det finns studier som visar att naturskogens självgallringsprocess som den tretåiga hackspetten är beroende av, inte kan ersättas med efterlämnad hänsyn i skogsbruket (Imbeau &amp; Desrochers, 2002). Storleken på häckningsreviret varierar med skogstypen, förekomsten av död ved och graden av fragmentering, men är i allmänhet i storleksordningen 25–100 hektar. Vintertid krävs ofta betydligt större områden och det finns studier som antyder att arten behöver minst 100 hektar äldre skog. I områden med låg bonitet kan det behövas över 200 hektar lämpligt habitat för att ett par ska kunna reproducera sig. Områden med dokumenterad permanent förekomst i naturskogsmiljöer har vanligen så stora naturvärden att skogsbruk är olämpligt. Tretåig hackspett är typisk art för </w:t>
-      </w:r>
-      <w:r>
-        <w:rPr>
-          <w:i/>
-        </w:rPr>
-        <w:t xml:space="preserve">9010 Taiga, 9740 Skogsbevuxen myr, 9030 Landhöjningsskog </w:t>
-      </w:r>
-      <w:r>
-        <w:t xml:space="preserve">och </w:t>
-      </w:r>
-      <w:r>
-        <w:rPr>
-          <w:i/>
-        </w:rPr>
-        <w:t>9040 Fjällbjörkskog</w:t>
-      </w:r>
-      <w:r>
-        <w:t xml:space="preserve"> (Skogsstyrelsen, 2016; SLU Artdatabanken, 2024).</w:t>
-      </w:r>
-    </w:p>
-    <w:p>
-      <w:r>
-        <w:t>I BILAGA 1 finns mer detaljerad information om ekologi samt krav på livsmiljö hos fridlysta arter.</w:t>
-      </w:r>
-    </w:p>
-    <w:p>
-      <w:pPr>
-        <w:pStyle w:val="Heading1"/>
-      </w:pPr>
-      <w:r>
         <w:t>Certifiering</w:t>
       </w:r>
     </w:p>
@@ -812,7 +855,7 @@
         <w:rPr>
           <w:i/>
         </w:rPr>
-        <w:t>I det avverkningsanmälda skogsområdet har 16 naturvårdsarter varav 9 rödlistade arter sina livsmiljöer och växtplatser.</w:t>
+        <w:t>I det avverkningsanmälda skogsområdet har 17 naturvårdsarter varav 10 rödlistade arter sina livsmiljöer och växtplatser.</w:t>
       </w:r>
     </w:p>
     <w:p>
@@ -1231,7 +1274,7 @@
 </file>
 
 <file path=word/endnotes.xml><?xml version="1.0" encoding="utf-8"?>
-<w:endnotes xmlns:wpc="http://schemas.microsoft.com/office/word/2010/wordprocessingCanvas" xmlns:cx="http://schemas.microsoft.com/office/drawing/2014/chartex" xmlns:cx1="http://schemas.microsoft.com/office/drawing/2015/9/8/chartex" xmlns:cx2="http://schemas.microsoft.com/office/drawing/2015/10/21/chartex" xmlns:cx3="http://schemas.microsoft.com/office/drawing/2016/5/9/chartex" xmlns:cx4="http://schemas.microsoft.com/office/drawing/2016/5/10/chartex" xmlns:cx5="http://schemas.microsoft.com/office/drawing/2016/5/11/chartex" xmlns:cx6="http://schemas.microsoft.com/office/drawing/2016/5/12/chartex" xmlns:cx7="http://schemas.microsoft.com/office/drawing/2016/5/13/chartex" xmlns:cx8="http://schemas.microsoft.com/office/drawing/2016/5/14/chartex" xmlns:mc="http://schemas.openxmlformats.org/markup-compatibility/2006" xmlns:aink="http://schemas.microsoft.com/office/drawing/2016/ink" xmlns:am3d="http://schemas.microsoft.com/office/drawing/2017/model3d" xmlns:o="urn:schemas-microsoft-com:office:office" xmlns:oel="http://schemas.microsoft.com/office/2019/extlst" xmlns:r="http://schemas.openxmlformats.org/officeDocument/2006/relationships" xmlns:m="http://schemas.openxmlformats.org/officeDocument/2006/math" xmlns:v="urn:schemas-microsoft-com:vml" xmlns:wp14="http://schemas.microsoft.com/office/word/2010/wordprocessingDrawing" xmlns:wp="http://schemas.openxmlformats.org/drawingml/2006/wordprocessingDrawing" xmlns:w10="urn:schemas-microsoft-com:office:word" xmlns:w="http://schemas.openxmlformats.org/wordprocessingml/2006/main" xmlns:w14="http://schemas.microsoft.com/office/word/2010/wordml" xmlns:w15="http://schemas.microsoft.com/office/word/2012/wordml" xmlns:w16cex="http://schemas.microsoft.com/office/word/2018/wordml/cex" xmlns:w16cid="http://schemas.microsoft.com/office/word/2016/wordml/cid" xmlns:w16="http://schemas.microsoft.com/office/word/2018/wordml" xmlns:w16sdtdh="http://schemas.microsoft.com/office/word/2020/wordml/sdtdatahash" xmlns:w16se="http://schemas.microsoft.com/office/word/2015/wordml/symex" xmlns:wpg="http://schemas.microsoft.com/office/word/2010/wordprocessingGroup" xmlns:wpi="http://schemas.microsoft.com/office/word/2010/wordprocessingInk" xmlns:wne="http://schemas.microsoft.com/office/word/2006/wordml" xmlns:wps="http://schemas.microsoft.com/office/word/2010/wordprocessingShape" mc:Ignorable="w14 w15 w16se w16cid w16 w16cex w16sdtdh wp14">
+<w:endnotes xmlns:wpc="http://schemas.microsoft.com/office/word/2010/wordprocessingCanvas" xmlns:cx="http://schemas.microsoft.com/office/drawing/2014/chartex" xmlns:cx1="http://schemas.microsoft.com/office/drawing/2015/9/8/chartex" xmlns:cx2="http://schemas.microsoft.com/office/drawing/2015/10/21/chartex" xmlns:cx3="http://schemas.microsoft.com/office/drawing/2016/5/9/chartex" xmlns:cx4="http://schemas.microsoft.com/office/drawing/2016/5/10/chartex" xmlns:cx5="http://schemas.microsoft.com/office/drawing/2016/5/11/chartex" xmlns:cx6="http://schemas.microsoft.com/office/drawing/2016/5/12/chartex" xmlns:cx7="http://schemas.microsoft.com/office/drawing/2016/5/13/chartex" xmlns:cx8="http://schemas.microsoft.com/office/drawing/2016/5/14/chartex" xmlns:mc="http://schemas.openxmlformats.org/markup-compatibility/2006" xmlns:aink="http://schemas.microsoft.com/office/drawing/2016/ink" xmlns:am3d="http://schemas.microsoft.com/office/drawing/2017/model3d" xmlns:o="urn:schemas-microsoft-com:office:office" xmlns:oel="http://schemas.microsoft.com/office/2019/extlst" xmlns:r="http://schemas.openxmlformats.org/officeDocument/2006/relationships" xmlns:m="http://schemas.openxmlformats.org/officeDocument/2006/math" xmlns:v="urn:schemas-microsoft-com:vml" xmlns:wp14="http://schemas.microsoft.com/office/word/2010/wordprocessingDrawing" xmlns:wp="http://schemas.openxmlformats.org/drawingml/2006/wordprocessingDrawing" xmlns:w10="urn:schemas-microsoft-com:office:word" xmlns:w="http://schemas.openxmlformats.org/wordprocessingml/2006/main" xmlns:w14="http://schemas.microsoft.com/office/word/2010/wordml" xmlns:w15="http://schemas.microsoft.com/office/word/2012/wordml" xmlns:w16cex="http://schemas.microsoft.com/office/word/2018/wordml/cex" xmlns:w16cid="http://schemas.microsoft.com/office/word/2016/wordml/cid" xmlns:w16="http://schemas.microsoft.com/office/word/2018/wordml" xmlns:w16du="http://schemas.microsoft.com/office/word/2023/wordml/word16du" xmlns:w16sdtdh="http://schemas.microsoft.com/office/word/2020/wordml/sdtdatahash" xmlns:w16sdtfl="http://schemas.microsoft.com/office/word/2024/wordml/sdtformatlock" xmlns:w16se="http://schemas.microsoft.com/office/word/2015/wordml/symex" xmlns:wpg="http://schemas.microsoft.com/office/word/2010/wordprocessingGroup" xmlns:wpi="http://schemas.microsoft.com/office/word/2010/wordprocessingInk" xmlns:wne="http://schemas.microsoft.com/office/word/2006/wordml" xmlns:wps="http://schemas.microsoft.com/office/word/2010/wordprocessingShape" mc:Ignorable="w14 w15 w16se w16cid w16 w16cex w16sdtdh w16sdtfl w16du wp14">
   <w:endnote w:type="separator" w:id="-1">
     <w:p>
       <w:pPr>
@@ -1256,7 +1299,7 @@
 </file>
 
 <file path=word/footer1.xml><?xml version="1.0" encoding="utf-8"?>
-<w:ftr xmlns:wpc="http://schemas.microsoft.com/office/word/2010/wordprocessingCanvas" xmlns:cx="http://schemas.microsoft.com/office/drawing/2014/chartex" xmlns:cx1="http://schemas.microsoft.com/office/drawing/2015/9/8/chartex" xmlns:cx2="http://schemas.microsoft.com/office/drawing/2015/10/21/chartex" xmlns:cx3="http://schemas.microsoft.com/office/drawing/2016/5/9/chartex" xmlns:cx4="http://schemas.microsoft.com/office/drawing/2016/5/10/chartex" xmlns:cx5="http://schemas.microsoft.com/office/drawing/2016/5/11/chartex" xmlns:cx6="http://schemas.microsoft.com/office/drawing/2016/5/12/chartex" xmlns:cx7="http://schemas.microsoft.com/office/drawing/2016/5/13/chartex" xmlns:cx8="http://schemas.microsoft.com/office/drawing/2016/5/14/chartex" xmlns:mc="http://schemas.openxmlformats.org/markup-compatibility/2006" xmlns:aink="http://schemas.microsoft.com/office/drawing/2016/ink" xmlns:am3d="http://schemas.microsoft.com/office/drawing/2017/model3d" xmlns:o="urn:schemas-microsoft-com:office:office" xmlns:oel="http://schemas.microsoft.com/office/2019/extlst" xmlns:r="http://schemas.openxmlformats.org/officeDocument/2006/relationships" xmlns:m="http://schemas.openxmlformats.org/officeDocument/2006/math" xmlns:v="urn:schemas-microsoft-com:vml" xmlns:wp14="http://schemas.microsoft.com/office/word/2010/wordprocessingDrawing" xmlns:wp="http://schemas.openxmlformats.org/drawingml/2006/wordprocessingDrawing" xmlns:w10="urn:schemas-microsoft-com:office:word" xmlns:w="http://schemas.openxmlformats.org/wordprocessingml/2006/main" xmlns:w14="http://schemas.microsoft.com/office/word/2010/wordml" xmlns:w15="http://schemas.microsoft.com/office/word/2012/wordml" xmlns:w16cex="http://schemas.microsoft.com/office/word/2018/wordml/cex" xmlns:w16cid="http://schemas.microsoft.com/office/word/2016/wordml/cid" xmlns:w16="http://schemas.microsoft.com/office/word/2018/wordml" xmlns:w16sdtdh="http://schemas.microsoft.com/office/word/2020/wordml/sdtdatahash" xmlns:w16se="http://schemas.microsoft.com/office/word/2015/wordml/symex" xmlns:wpg="http://schemas.microsoft.com/office/word/2010/wordprocessingGroup" xmlns:wpi="http://schemas.microsoft.com/office/word/2010/wordprocessingInk" xmlns:wne="http://schemas.microsoft.com/office/word/2006/wordml" xmlns:wps="http://schemas.microsoft.com/office/word/2010/wordprocessingShape" mc:Ignorable="w14 w15 w16se w16cid w16 w16cex w16sdtdh wp14">
+<w:ftr xmlns:wpc="http://schemas.microsoft.com/office/word/2010/wordprocessingCanvas" xmlns:cx="http://schemas.microsoft.com/office/drawing/2014/chartex" xmlns:cx1="http://schemas.microsoft.com/office/drawing/2015/9/8/chartex" xmlns:cx2="http://schemas.microsoft.com/office/drawing/2015/10/21/chartex" xmlns:cx3="http://schemas.microsoft.com/office/drawing/2016/5/9/chartex" xmlns:cx4="http://schemas.microsoft.com/office/drawing/2016/5/10/chartex" xmlns:cx5="http://schemas.microsoft.com/office/drawing/2016/5/11/chartex" xmlns:cx6="http://schemas.microsoft.com/office/drawing/2016/5/12/chartex" xmlns:cx7="http://schemas.microsoft.com/office/drawing/2016/5/13/chartex" xmlns:cx8="http://schemas.microsoft.com/office/drawing/2016/5/14/chartex" xmlns:mc="http://schemas.openxmlformats.org/markup-compatibility/2006" xmlns:aink="http://schemas.microsoft.com/office/drawing/2016/ink" xmlns:am3d="http://schemas.microsoft.com/office/drawing/2017/model3d" xmlns:o="urn:schemas-microsoft-com:office:office" xmlns:oel="http://schemas.microsoft.com/office/2019/extlst" xmlns:r="http://schemas.openxmlformats.org/officeDocument/2006/relationships" xmlns:m="http://schemas.openxmlformats.org/officeDocument/2006/math" xmlns:v="urn:schemas-microsoft-com:vml" xmlns:wp14="http://schemas.microsoft.com/office/word/2010/wordprocessingDrawing" xmlns:wp="http://schemas.openxmlformats.org/drawingml/2006/wordprocessingDrawing" xmlns:w10="urn:schemas-microsoft-com:office:word" xmlns:w="http://schemas.openxmlformats.org/wordprocessingml/2006/main" xmlns:w14="http://schemas.microsoft.com/office/word/2010/wordml" xmlns:w15="http://schemas.microsoft.com/office/word/2012/wordml" xmlns:w16cex="http://schemas.microsoft.com/office/word/2018/wordml/cex" xmlns:w16cid="http://schemas.microsoft.com/office/word/2016/wordml/cid" xmlns:w16="http://schemas.microsoft.com/office/word/2018/wordml" xmlns:w16du="http://schemas.microsoft.com/office/word/2023/wordml/word16du" xmlns:w16sdtdh="http://schemas.microsoft.com/office/word/2020/wordml/sdtdatahash" xmlns:w16sdtfl="http://schemas.microsoft.com/office/word/2024/wordml/sdtformatlock" xmlns:w16se="http://schemas.microsoft.com/office/word/2015/wordml/symex" xmlns:wpg="http://schemas.microsoft.com/office/word/2010/wordprocessingGroup" xmlns:wpi="http://schemas.microsoft.com/office/word/2010/wordprocessingInk" xmlns:wne="http://schemas.microsoft.com/office/word/2006/wordml" xmlns:wps="http://schemas.microsoft.com/office/word/2010/wordprocessingShape" mc:Ignorable="w14 w15 w16se w16cid w16 w16cex w16sdtdh w16sdtfl w16du wp14">
   <w:p>
     <w:pPr>
       <w:pStyle w:val="Footer"/>
@@ -1266,7 +1309,7 @@
 </file>
 
 <file path=word/footer2.xml><?xml version="1.0" encoding="utf-8"?>
-<w:ftr xmlns:wpc="http://schemas.microsoft.com/office/word/2010/wordprocessingCanvas" xmlns:cx="http://schemas.microsoft.com/office/drawing/2014/chartex" xmlns:cx1="http://schemas.microsoft.com/office/drawing/2015/9/8/chartex" xmlns:cx2="http://schemas.microsoft.com/office/drawing/2015/10/21/chartex" xmlns:cx3="http://schemas.microsoft.com/office/drawing/2016/5/9/chartex" xmlns:cx4="http://schemas.microsoft.com/office/drawing/2016/5/10/chartex" xmlns:cx5="http://schemas.microsoft.com/office/drawing/2016/5/11/chartex" xmlns:cx6="http://schemas.microsoft.com/office/drawing/2016/5/12/chartex" xmlns:cx7="http://schemas.microsoft.com/office/drawing/2016/5/13/chartex" xmlns:cx8="http://schemas.microsoft.com/office/drawing/2016/5/14/chartex" xmlns:mc="http://schemas.openxmlformats.org/markup-compatibility/2006" xmlns:aink="http://schemas.microsoft.com/office/drawing/2016/ink" xmlns:am3d="http://schemas.microsoft.com/office/drawing/2017/model3d" xmlns:o="urn:schemas-microsoft-com:office:office" xmlns:oel="http://schemas.microsoft.com/office/2019/extlst" xmlns:r="http://schemas.openxmlformats.org/officeDocument/2006/relationships" xmlns:m="http://schemas.openxmlformats.org/officeDocument/2006/math" xmlns:v="urn:schemas-microsoft-com:vml" xmlns:wp14="http://schemas.microsoft.com/office/word/2010/wordprocessingDrawing" xmlns:wp="http://schemas.openxmlformats.org/drawingml/2006/wordprocessingDrawing" xmlns:w10="urn:schemas-microsoft-com:office:word" xmlns:w="http://schemas.openxmlformats.org/wordprocessingml/2006/main" xmlns:w14="http://schemas.microsoft.com/office/word/2010/wordml" xmlns:w15="http://schemas.microsoft.com/office/word/2012/wordml" xmlns:w16cex="http://schemas.microsoft.com/office/word/2018/wordml/cex" xmlns:w16cid="http://schemas.microsoft.com/office/word/2016/wordml/cid" xmlns:w16="http://schemas.microsoft.com/office/word/2018/wordml" xmlns:w16sdtdh="http://schemas.microsoft.com/office/word/2020/wordml/sdtdatahash" xmlns:w16se="http://schemas.microsoft.com/office/word/2015/wordml/symex" xmlns:wpg="http://schemas.microsoft.com/office/word/2010/wordprocessingGroup" xmlns:wpi="http://schemas.microsoft.com/office/word/2010/wordprocessingInk" xmlns:wne="http://schemas.microsoft.com/office/word/2006/wordml" xmlns:wps="http://schemas.microsoft.com/office/word/2010/wordprocessingShape" mc:Ignorable="w14 w15 w16se w16cid w16 w16cex w16sdtdh wp14">
+<w:ftr xmlns:wpc="http://schemas.microsoft.com/office/word/2010/wordprocessingCanvas" xmlns:cx="http://schemas.microsoft.com/office/drawing/2014/chartex" xmlns:cx1="http://schemas.microsoft.com/office/drawing/2015/9/8/chartex" xmlns:cx2="http://schemas.microsoft.com/office/drawing/2015/10/21/chartex" xmlns:cx3="http://schemas.microsoft.com/office/drawing/2016/5/9/chartex" xmlns:cx4="http://schemas.microsoft.com/office/drawing/2016/5/10/chartex" xmlns:cx5="http://schemas.microsoft.com/office/drawing/2016/5/11/chartex" xmlns:cx6="http://schemas.microsoft.com/office/drawing/2016/5/12/chartex" xmlns:cx7="http://schemas.microsoft.com/office/drawing/2016/5/13/chartex" xmlns:cx8="http://schemas.microsoft.com/office/drawing/2016/5/14/chartex" xmlns:mc="http://schemas.openxmlformats.org/markup-compatibility/2006" xmlns:aink="http://schemas.microsoft.com/office/drawing/2016/ink" xmlns:am3d="http://schemas.microsoft.com/office/drawing/2017/model3d" xmlns:o="urn:schemas-microsoft-com:office:office" xmlns:oel="http://schemas.microsoft.com/office/2019/extlst" xmlns:r="http://schemas.openxmlformats.org/officeDocument/2006/relationships" xmlns:m="http://schemas.openxmlformats.org/officeDocument/2006/math" xmlns:v="urn:schemas-microsoft-com:vml" xmlns:wp14="http://schemas.microsoft.com/office/word/2010/wordprocessingDrawing" xmlns:wp="http://schemas.openxmlformats.org/drawingml/2006/wordprocessingDrawing" xmlns:w10="urn:schemas-microsoft-com:office:word" xmlns:w="http://schemas.openxmlformats.org/wordprocessingml/2006/main" xmlns:w14="http://schemas.microsoft.com/office/word/2010/wordml" xmlns:w15="http://schemas.microsoft.com/office/word/2012/wordml" xmlns:w16cex="http://schemas.microsoft.com/office/word/2018/wordml/cex" xmlns:w16cid="http://schemas.microsoft.com/office/word/2016/wordml/cid" xmlns:w16="http://schemas.microsoft.com/office/word/2018/wordml" xmlns:w16du="http://schemas.microsoft.com/office/word/2023/wordml/word16du" xmlns:w16sdtdh="http://schemas.microsoft.com/office/word/2020/wordml/sdtdatahash" xmlns:w16sdtfl="http://schemas.microsoft.com/office/word/2024/wordml/sdtformatlock" xmlns:w16se="http://schemas.microsoft.com/office/word/2015/wordml/symex" xmlns:wpg="http://schemas.microsoft.com/office/word/2010/wordprocessingGroup" xmlns:wpi="http://schemas.microsoft.com/office/word/2010/wordprocessingInk" xmlns:wne="http://schemas.microsoft.com/office/word/2006/wordml" xmlns:wps="http://schemas.microsoft.com/office/word/2010/wordprocessingShape" mc:Ignorable="w14 w15 w16se w16cid w16 w16cex w16sdtdh w16sdtfl w16du wp14">
   <w:p>
     <w:pPr>
       <w:pStyle w:val="Footer"/>
@@ -1276,7 +1319,7 @@
 </file>
 
 <file path=word/footer3.xml><?xml version="1.0" encoding="utf-8"?>
-<w:ftr xmlns:wpc="http://schemas.microsoft.com/office/word/2010/wordprocessingCanvas" xmlns:cx="http://schemas.microsoft.com/office/drawing/2014/chartex" xmlns:cx1="http://schemas.microsoft.com/office/drawing/2015/9/8/chartex" xmlns:cx2="http://schemas.microsoft.com/office/drawing/2015/10/21/chartex" xmlns:cx3="http://schemas.microsoft.com/office/drawing/2016/5/9/chartex" xmlns:cx4="http://schemas.microsoft.com/office/drawing/2016/5/10/chartex" xmlns:cx5="http://schemas.microsoft.com/office/drawing/2016/5/11/chartex" xmlns:cx6="http://schemas.microsoft.com/office/drawing/2016/5/12/chartex" xmlns:cx7="http://schemas.microsoft.com/office/drawing/2016/5/13/chartex" xmlns:cx8="http://schemas.microsoft.com/office/drawing/2016/5/14/chartex" xmlns:mc="http://schemas.openxmlformats.org/markup-compatibility/2006" xmlns:aink="http://schemas.microsoft.com/office/drawing/2016/ink" xmlns:am3d="http://schemas.microsoft.com/office/drawing/2017/model3d" xmlns:o="urn:schemas-microsoft-com:office:office" xmlns:oel="http://schemas.microsoft.com/office/2019/extlst" xmlns:r="http://schemas.openxmlformats.org/officeDocument/2006/relationships" xmlns:m="http://schemas.openxmlformats.org/officeDocument/2006/math" xmlns:v="urn:schemas-microsoft-com:vml" xmlns:wp14="http://schemas.microsoft.com/office/word/2010/wordprocessingDrawing" xmlns:wp="http://schemas.openxmlformats.org/drawingml/2006/wordprocessingDrawing" xmlns:w10="urn:schemas-microsoft-com:office:word" xmlns:w="http://schemas.openxmlformats.org/wordprocessingml/2006/main" xmlns:w14="http://schemas.microsoft.com/office/word/2010/wordml" xmlns:w15="http://schemas.microsoft.com/office/word/2012/wordml" xmlns:w16cex="http://schemas.microsoft.com/office/word/2018/wordml/cex" xmlns:w16cid="http://schemas.microsoft.com/office/word/2016/wordml/cid" xmlns:w16="http://schemas.microsoft.com/office/word/2018/wordml" xmlns:w16sdtdh="http://schemas.microsoft.com/office/word/2020/wordml/sdtdatahash" xmlns:w16se="http://schemas.microsoft.com/office/word/2015/wordml/symex" xmlns:wpg="http://schemas.microsoft.com/office/word/2010/wordprocessingGroup" xmlns:wpi="http://schemas.microsoft.com/office/word/2010/wordprocessingInk" xmlns:wne="http://schemas.microsoft.com/office/word/2006/wordml" xmlns:wps="http://schemas.microsoft.com/office/word/2010/wordprocessingShape" mc:Ignorable="w14 w15 w16se w16cid w16 w16cex w16sdtdh wp14">
+<w:ftr xmlns:wpc="http://schemas.microsoft.com/office/word/2010/wordprocessingCanvas" xmlns:cx="http://schemas.microsoft.com/office/drawing/2014/chartex" xmlns:cx1="http://schemas.microsoft.com/office/drawing/2015/9/8/chartex" xmlns:cx2="http://schemas.microsoft.com/office/drawing/2015/10/21/chartex" xmlns:cx3="http://schemas.microsoft.com/office/drawing/2016/5/9/chartex" xmlns:cx4="http://schemas.microsoft.com/office/drawing/2016/5/10/chartex" xmlns:cx5="http://schemas.microsoft.com/office/drawing/2016/5/11/chartex" xmlns:cx6="http://schemas.microsoft.com/office/drawing/2016/5/12/chartex" xmlns:cx7="http://schemas.microsoft.com/office/drawing/2016/5/13/chartex" xmlns:cx8="http://schemas.microsoft.com/office/drawing/2016/5/14/chartex" xmlns:mc="http://schemas.openxmlformats.org/markup-compatibility/2006" xmlns:aink="http://schemas.microsoft.com/office/drawing/2016/ink" xmlns:am3d="http://schemas.microsoft.com/office/drawing/2017/model3d" xmlns:o="urn:schemas-microsoft-com:office:office" xmlns:oel="http://schemas.microsoft.com/office/2019/extlst" xmlns:r="http://schemas.openxmlformats.org/officeDocument/2006/relationships" xmlns:m="http://schemas.openxmlformats.org/officeDocument/2006/math" xmlns:v="urn:schemas-microsoft-com:vml" xmlns:wp14="http://schemas.microsoft.com/office/word/2010/wordprocessingDrawing" xmlns:wp="http://schemas.openxmlformats.org/drawingml/2006/wordprocessingDrawing" xmlns:w10="urn:schemas-microsoft-com:office:word" xmlns:w="http://schemas.openxmlformats.org/wordprocessingml/2006/main" xmlns:w14="http://schemas.microsoft.com/office/word/2010/wordml" xmlns:w15="http://schemas.microsoft.com/office/word/2012/wordml" xmlns:w16cex="http://schemas.microsoft.com/office/word/2018/wordml/cex" xmlns:w16cid="http://schemas.microsoft.com/office/word/2016/wordml/cid" xmlns:w16="http://schemas.microsoft.com/office/word/2018/wordml" xmlns:w16du="http://schemas.microsoft.com/office/word/2023/wordml/word16du" xmlns:w16sdtdh="http://schemas.microsoft.com/office/word/2020/wordml/sdtdatahash" xmlns:w16sdtfl="http://schemas.microsoft.com/office/word/2024/wordml/sdtformatlock" xmlns:w16se="http://schemas.microsoft.com/office/word/2015/wordml/symex" xmlns:wpg="http://schemas.microsoft.com/office/word/2010/wordprocessingGroup" xmlns:wpi="http://schemas.microsoft.com/office/word/2010/wordprocessingInk" xmlns:wne="http://schemas.microsoft.com/office/word/2006/wordml" xmlns:wps="http://schemas.microsoft.com/office/word/2010/wordprocessingShape" mc:Ignorable="w14 w15 w16se w16cid w16 w16cex w16sdtdh w16sdtfl w16du wp14">
   <w:p>
     <w:pPr>
       <w:pStyle w:val="Footer"/>
@@ -1286,7 +1329,7 @@
 </file>
 
 <file path=word/footnotes.xml><?xml version="1.0" encoding="utf-8"?>
-<w:footnotes xmlns:wpc="http://schemas.microsoft.com/office/word/2010/wordprocessingCanvas" xmlns:cx="http://schemas.microsoft.com/office/drawing/2014/chartex" xmlns:cx1="http://schemas.microsoft.com/office/drawing/2015/9/8/chartex" xmlns:cx2="http://schemas.microsoft.com/office/drawing/2015/10/21/chartex" xmlns:cx3="http://schemas.microsoft.com/office/drawing/2016/5/9/chartex" xmlns:cx4="http://schemas.microsoft.com/office/drawing/2016/5/10/chartex" xmlns:cx5="http://schemas.microsoft.com/office/drawing/2016/5/11/chartex" xmlns:cx6="http://schemas.microsoft.com/office/drawing/2016/5/12/chartex" xmlns:cx7="http://schemas.microsoft.com/office/drawing/2016/5/13/chartex" xmlns:cx8="http://schemas.microsoft.com/office/drawing/2016/5/14/chartex" xmlns:mc="http://schemas.openxmlformats.org/markup-compatibility/2006" xmlns:aink="http://schemas.microsoft.com/office/drawing/2016/ink" xmlns:am3d="http://schemas.microsoft.com/office/drawing/2017/model3d" xmlns:o="urn:schemas-microsoft-com:office:office" xmlns:oel="http://schemas.microsoft.com/office/2019/extlst" xmlns:r="http://schemas.openxmlformats.org/officeDocument/2006/relationships" xmlns:m="http://schemas.openxmlformats.org/officeDocument/2006/math" xmlns:v="urn:schemas-microsoft-com:vml" xmlns:wp14="http://schemas.microsoft.com/office/word/2010/wordprocessingDrawing" xmlns:wp="http://schemas.openxmlformats.org/drawingml/2006/wordprocessingDrawing" xmlns:w10="urn:schemas-microsoft-com:office:word" xmlns:w="http://schemas.openxmlformats.org/wordprocessingml/2006/main" xmlns:w14="http://schemas.microsoft.com/office/word/2010/wordml" xmlns:w15="http://schemas.microsoft.com/office/word/2012/wordml" xmlns:w16cex="http://schemas.microsoft.com/office/word/2018/wordml/cex" xmlns:w16cid="http://schemas.microsoft.com/office/word/2016/wordml/cid" xmlns:w16="http://schemas.microsoft.com/office/word/2018/wordml" xmlns:w16sdtdh="http://schemas.microsoft.com/office/word/2020/wordml/sdtdatahash" xmlns:w16se="http://schemas.microsoft.com/office/word/2015/wordml/symex" xmlns:wpg="http://schemas.microsoft.com/office/word/2010/wordprocessingGroup" xmlns:wpi="http://schemas.microsoft.com/office/word/2010/wordprocessingInk" xmlns:wne="http://schemas.microsoft.com/office/word/2006/wordml" xmlns:wps="http://schemas.microsoft.com/office/word/2010/wordprocessingShape" mc:Ignorable="w14 w15 w16se w16cid w16 w16cex w16sdtdh wp14">
+<w:footnotes xmlns:wpc="http://schemas.microsoft.com/office/word/2010/wordprocessingCanvas" xmlns:cx="http://schemas.microsoft.com/office/drawing/2014/chartex" xmlns:cx1="http://schemas.microsoft.com/office/drawing/2015/9/8/chartex" xmlns:cx2="http://schemas.microsoft.com/office/drawing/2015/10/21/chartex" xmlns:cx3="http://schemas.microsoft.com/office/drawing/2016/5/9/chartex" xmlns:cx4="http://schemas.microsoft.com/office/drawing/2016/5/10/chartex" xmlns:cx5="http://schemas.microsoft.com/office/drawing/2016/5/11/chartex" xmlns:cx6="http://schemas.microsoft.com/office/drawing/2016/5/12/chartex" xmlns:cx7="http://schemas.microsoft.com/office/drawing/2016/5/13/chartex" xmlns:cx8="http://schemas.microsoft.com/office/drawing/2016/5/14/chartex" xmlns:mc="http://schemas.openxmlformats.org/markup-compatibility/2006" xmlns:aink="http://schemas.microsoft.com/office/drawing/2016/ink" xmlns:am3d="http://schemas.microsoft.com/office/drawing/2017/model3d" xmlns:o="urn:schemas-microsoft-com:office:office" xmlns:oel="http://schemas.microsoft.com/office/2019/extlst" xmlns:r="http://schemas.openxmlformats.org/officeDocument/2006/relationships" xmlns:m="http://schemas.openxmlformats.org/officeDocument/2006/math" xmlns:v="urn:schemas-microsoft-com:vml" xmlns:wp14="http://schemas.microsoft.com/office/word/2010/wordprocessingDrawing" xmlns:wp="http://schemas.openxmlformats.org/drawingml/2006/wordprocessingDrawing" xmlns:w10="urn:schemas-microsoft-com:office:word" xmlns:w="http://schemas.openxmlformats.org/wordprocessingml/2006/main" xmlns:w14="http://schemas.microsoft.com/office/word/2010/wordml" xmlns:w15="http://schemas.microsoft.com/office/word/2012/wordml" xmlns:w16cex="http://schemas.microsoft.com/office/word/2018/wordml/cex" xmlns:w16cid="http://schemas.microsoft.com/office/word/2016/wordml/cid" xmlns:w16="http://schemas.microsoft.com/office/word/2018/wordml" xmlns:w16du="http://schemas.microsoft.com/office/word/2023/wordml/word16du" xmlns:w16sdtdh="http://schemas.microsoft.com/office/word/2020/wordml/sdtdatahash" xmlns:w16sdtfl="http://schemas.microsoft.com/office/word/2024/wordml/sdtformatlock" xmlns:w16se="http://schemas.microsoft.com/office/word/2015/wordml/symex" xmlns:wpg="http://schemas.microsoft.com/office/word/2010/wordprocessingGroup" xmlns:wpi="http://schemas.microsoft.com/office/word/2010/wordprocessingInk" xmlns:wne="http://schemas.microsoft.com/office/word/2006/wordml" xmlns:wps="http://schemas.microsoft.com/office/word/2010/wordprocessingShape" mc:Ignorable="w14 w15 w16se w16cid w16 w16cex w16sdtdh w16sdtfl w16du wp14">
   <w:footnote w:type="separator" w:id="-1">
     <w:p>
       <w:pPr>
@@ -1311,7 +1354,7 @@
 </file>
 
 <file path=word/header1.xml><?xml version="1.0" encoding="utf-8"?>
-<w:hdr xmlns:wpc="http://schemas.microsoft.com/office/word/2010/wordprocessingCanvas" xmlns:cx="http://schemas.microsoft.com/office/drawing/2014/chartex" xmlns:cx1="http://schemas.microsoft.com/office/drawing/2015/9/8/chartex" xmlns:cx2="http://schemas.microsoft.com/office/drawing/2015/10/21/chartex" xmlns:cx3="http://schemas.microsoft.com/office/drawing/2016/5/9/chartex" xmlns:cx4="http://schemas.microsoft.com/office/drawing/2016/5/10/chartex" xmlns:cx5="http://schemas.microsoft.com/office/drawing/2016/5/11/chartex" xmlns:cx6="http://schemas.microsoft.com/office/drawing/2016/5/12/chartex" xmlns:cx7="http://schemas.microsoft.com/office/drawing/2016/5/13/chartex" xmlns:cx8="http://schemas.microsoft.com/office/drawing/2016/5/14/chartex" xmlns:mc="http://schemas.openxmlformats.org/markup-compatibility/2006" xmlns:aink="http://schemas.microsoft.com/office/drawing/2016/ink" xmlns:am3d="http://schemas.microsoft.com/office/drawing/2017/model3d" xmlns:o="urn:schemas-microsoft-com:office:office" xmlns:oel="http://schemas.microsoft.com/office/2019/extlst" xmlns:r="http://schemas.openxmlformats.org/officeDocument/2006/relationships" xmlns:m="http://schemas.openxmlformats.org/officeDocument/2006/math" xmlns:v="urn:schemas-microsoft-com:vml" xmlns:wp14="http://schemas.microsoft.com/office/word/2010/wordprocessingDrawing" xmlns:wp="http://schemas.openxmlformats.org/drawingml/2006/wordprocessingDrawing" xmlns:w10="urn:schemas-microsoft-com:office:word" xmlns:w="http://schemas.openxmlformats.org/wordprocessingml/2006/main" xmlns:w14="http://schemas.microsoft.com/office/word/2010/wordml" xmlns:w15="http://schemas.microsoft.com/office/word/2012/wordml" xmlns:w16cex="http://schemas.microsoft.com/office/word/2018/wordml/cex" xmlns:w16cid="http://schemas.microsoft.com/office/word/2016/wordml/cid" xmlns:w16="http://schemas.microsoft.com/office/word/2018/wordml" xmlns:w16sdtdh="http://schemas.microsoft.com/office/word/2020/wordml/sdtdatahash" xmlns:w16se="http://schemas.microsoft.com/office/word/2015/wordml/symex" xmlns:wpg="http://schemas.microsoft.com/office/word/2010/wordprocessingGroup" xmlns:wpi="http://schemas.microsoft.com/office/word/2010/wordprocessingInk" xmlns:wne="http://schemas.microsoft.com/office/word/2006/wordml" xmlns:wps="http://schemas.microsoft.com/office/word/2010/wordprocessingShape" mc:Ignorable="w14 w15 w16se w16cid w16 w16cex w16sdtdh wp14">
+<w:hdr xmlns:wpc="http://schemas.microsoft.com/office/word/2010/wordprocessingCanvas" xmlns:cx="http://schemas.microsoft.com/office/drawing/2014/chartex" xmlns:cx1="http://schemas.microsoft.com/office/drawing/2015/9/8/chartex" xmlns:cx2="http://schemas.microsoft.com/office/drawing/2015/10/21/chartex" xmlns:cx3="http://schemas.microsoft.com/office/drawing/2016/5/9/chartex" xmlns:cx4="http://schemas.microsoft.com/office/drawing/2016/5/10/chartex" xmlns:cx5="http://schemas.microsoft.com/office/drawing/2016/5/11/chartex" xmlns:cx6="http://schemas.microsoft.com/office/drawing/2016/5/12/chartex" xmlns:cx7="http://schemas.microsoft.com/office/drawing/2016/5/13/chartex" xmlns:cx8="http://schemas.microsoft.com/office/drawing/2016/5/14/chartex" xmlns:mc="http://schemas.openxmlformats.org/markup-compatibility/2006" xmlns:aink="http://schemas.microsoft.com/office/drawing/2016/ink" xmlns:am3d="http://schemas.microsoft.com/office/drawing/2017/model3d" xmlns:o="urn:schemas-microsoft-com:office:office" xmlns:oel="http://schemas.microsoft.com/office/2019/extlst" xmlns:r="http://schemas.openxmlformats.org/officeDocument/2006/relationships" xmlns:m="http://schemas.openxmlformats.org/officeDocument/2006/math" xmlns:v="urn:schemas-microsoft-com:vml" xmlns:wp14="http://schemas.microsoft.com/office/word/2010/wordprocessingDrawing" xmlns:wp="http://schemas.openxmlformats.org/drawingml/2006/wordprocessingDrawing" xmlns:w10="urn:schemas-microsoft-com:office:word" xmlns:w="http://schemas.openxmlformats.org/wordprocessingml/2006/main" xmlns:w14="http://schemas.microsoft.com/office/word/2010/wordml" xmlns:w15="http://schemas.microsoft.com/office/word/2012/wordml" xmlns:w16cex="http://schemas.microsoft.com/office/word/2018/wordml/cex" xmlns:w16cid="http://schemas.microsoft.com/office/word/2016/wordml/cid" xmlns:w16="http://schemas.microsoft.com/office/word/2018/wordml" xmlns:w16du="http://schemas.microsoft.com/office/word/2023/wordml/word16du" xmlns:w16sdtdh="http://schemas.microsoft.com/office/word/2020/wordml/sdtdatahash" xmlns:w16sdtfl="http://schemas.microsoft.com/office/word/2024/wordml/sdtformatlock" xmlns:w16se="http://schemas.microsoft.com/office/word/2015/wordml/symex" xmlns:wpg="http://schemas.microsoft.com/office/word/2010/wordprocessingGroup" xmlns:wpi="http://schemas.microsoft.com/office/word/2010/wordprocessingInk" xmlns:wne="http://schemas.microsoft.com/office/word/2006/wordml" xmlns:wps="http://schemas.microsoft.com/office/word/2010/wordprocessingShape" mc:Ignorable="w14 w15 w16se w16cid w16 w16cex w16sdtdh w16sdtfl w16du wp14">
   <w:p>
     <w:pPr>
       <w:pStyle w:val="Header"/>
@@ -1321,7 +1364,7 @@
 </file>
 
 <file path=word/header2.xml><?xml version="1.0" encoding="utf-8"?>
-<w:hdr xmlns:wpc="http://schemas.microsoft.com/office/word/2010/wordprocessingCanvas" xmlns:cx="http://schemas.microsoft.com/office/drawing/2014/chartex" xmlns:cx1="http://schemas.microsoft.com/office/drawing/2015/9/8/chartex" xmlns:cx2="http://schemas.microsoft.com/office/drawing/2015/10/21/chartex" xmlns:cx3="http://schemas.microsoft.com/office/drawing/2016/5/9/chartex" xmlns:cx4="http://schemas.microsoft.com/office/drawing/2016/5/10/chartex" xmlns:cx5="http://schemas.microsoft.com/office/drawing/2016/5/11/chartex" xmlns:cx6="http://schemas.microsoft.com/office/drawing/2016/5/12/chartex" xmlns:cx7="http://schemas.microsoft.com/office/drawing/2016/5/13/chartex" xmlns:cx8="http://schemas.microsoft.com/office/drawing/2016/5/14/chartex" xmlns:mc="http://schemas.openxmlformats.org/markup-compatibility/2006" xmlns:aink="http://schemas.microsoft.com/office/drawing/2016/ink" xmlns:am3d="http://schemas.microsoft.com/office/drawing/2017/model3d" xmlns:o="urn:schemas-microsoft-com:office:office" xmlns:oel="http://schemas.microsoft.com/office/2019/extlst" xmlns:r="http://schemas.openxmlformats.org/officeDocument/2006/relationships" xmlns:m="http://schemas.openxmlformats.org/officeDocument/2006/math" xmlns:v="urn:schemas-microsoft-com:vml" xmlns:wp14="http://schemas.microsoft.com/office/word/2010/wordprocessingDrawing" xmlns:wp="http://schemas.openxmlformats.org/drawingml/2006/wordprocessingDrawing" xmlns:w10="urn:schemas-microsoft-com:office:word" xmlns:w="http://schemas.openxmlformats.org/wordprocessingml/2006/main" xmlns:w14="http://schemas.microsoft.com/office/word/2010/wordml" xmlns:w15="http://schemas.microsoft.com/office/word/2012/wordml" xmlns:w16cex="http://schemas.microsoft.com/office/word/2018/wordml/cex" xmlns:w16cid="http://schemas.microsoft.com/office/word/2016/wordml/cid" xmlns:w16="http://schemas.microsoft.com/office/word/2018/wordml" xmlns:w16sdtdh="http://schemas.microsoft.com/office/word/2020/wordml/sdtdatahash" xmlns:w16se="http://schemas.microsoft.com/office/word/2015/wordml/symex" xmlns:wpg="http://schemas.microsoft.com/office/word/2010/wordprocessingGroup" xmlns:wpi="http://schemas.microsoft.com/office/word/2010/wordprocessingInk" xmlns:wne="http://schemas.microsoft.com/office/word/2006/wordml" xmlns:wps="http://schemas.microsoft.com/office/word/2010/wordprocessingShape" mc:Ignorable="w14 w15 w16se w16cid w16 w16cex w16sdtdh wp14">
+<w:hdr xmlns:wpc="http://schemas.microsoft.com/office/word/2010/wordprocessingCanvas" xmlns:cx="http://schemas.microsoft.com/office/drawing/2014/chartex" xmlns:cx1="http://schemas.microsoft.com/office/drawing/2015/9/8/chartex" xmlns:cx2="http://schemas.microsoft.com/office/drawing/2015/10/21/chartex" xmlns:cx3="http://schemas.microsoft.com/office/drawing/2016/5/9/chartex" xmlns:cx4="http://schemas.microsoft.com/office/drawing/2016/5/10/chartex" xmlns:cx5="http://schemas.microsoft.com/office/drawing/2016/5/11/chartex" xmlns:cx6="http://schemas.microsoft.com/office/drawing/2016/5/12/chartex" xmlns:cx7="http://schemas.microsoft.com/office/drawing/2016/5/13/chartex" xmlns:cx8="http://schemas.microsoft.com/office/drawing/2016/5/14/chartex" xmlns:mc="http://schemas.openxmlformats.org/markup-compatibility/2006" xmlns:aink="http://schemas.microsoft.com/office/drawing/2016/ink" xmlns:am3d="http://schemas.microsoft.com/office/drawing/2017/model3d" xmlns:o="urn:schemas-microsoft-com:office:office" xmlns:oel="http://schemas.microsoft.com/office/2019/extlst" xmlns:r="http://schemas.openxmlformats.org/officeDocument/2006/relationships" xmlns:m="http://schemas.openxmlformats.org/officeDocument/2006/math" xmlns:v="urn:schemas-microsoft-com:vml" xmlns:wp14="http://schemas.microsoft.com/office/word/2010/wordprocessingDrawing" xmlns:wp="http://schemas.openxmlformats.org/drawingml/2006/wordprocessingDrawing" xmlns:w10="urn:schemas-microsoft-com:office:word" xmlns:w="http://schemas.openxmlformats.org/wordprocessingml/2006/main" xmlns:w14="http://schemas.microsoft.com/office/word/2010/wordml" xmlns:w15="http://schemas.microsoft.com/office/word/2012/wordml" xmlns:w16cex="http://schemas.microsoft.com/office/word/2018/wordml/cex" xmlns:w16cid="http://schemas.microsoft.com/office/word/2016/wordml/cid" xmlns:w16="http://schemas.microsoft.com/office/word/2018/wordml" xmlns:w16du="http://schemas.microsoft.com/office/word/2023/wordml/word16du" xmlns:w16sdtdh="http://schemas.microsoft.com/office/word/2020/wordml/sdtdatahash" xmlns:w16sdtfl="http://schemas.microsoft.com/office/word/2024/wordml/sdtformatlock" xmlns:w16se="http://schemas.microsoft.com/office/word/2015/wordml/symex" xmlns:wpg="http://schemas.microsoft.com/office/word/2010/wordprocessingGroup" xmlns:wpi="http://schemas.microsoft.com/office/word/2010/wordprocessingInk" xmlns:wne="http://schemas.microsoft.com/office/word/2006/wordml" xmlns:wps="http://schemas.microsoft.com/office/word/2010/wordprocessingShape" mc:Ignorable="w14 w15 w16se w16cid w16 w16cex w16sdtdh w16sdtfl w16du wp14">
   <w:p>
     <w:pPr>
       <w:pStyle w:val="Header"/>
@@ -1332,7 +1375,7 @@
 </file>
 
 <file path=word/header3.xml><?xml version="1.0" encoding="utf-8"?>
-<w:hdr xmlns:wpc="http://schemas.microsoft.com/office/word/2010/wordprocessingCanvas" xmlns:cx="http://schemas.microsoft.com/office/drawing/2014/chartex" xmlns:cx1="http://schemas.microsoft.com/office/drawing/2015/9/8/chartex" xmlns:cx2="http://schemas.microsoft.com/office/drawing/2015/10/21/chartex" xmlns:cx3="http://schemas.microsoft.com/office/drawing/2016/5/9/chartex" xmlns:cx4="http://schemas.microsoft.com/office/drawing/2016/5/10/chartex" xmlns:cx5="http://schemas.microsoft.com/office/drawing/2016/5/11/chartex" xmlns:cx6="http://schemas.microsoft.com/office/drawing/2016/5/12/chartex" xmlns:cx7="http://schemas.microsoft.com/office/drawing/2016/5/13/chartex" xmlns:cx8="http://schemas.microsoft.com/office/drawing/2016/5/14/chartex" xmlns:mc="http://schemas.openxmlformats.org/markup-compatibility/2006" xmlns:aink="http://schemas.microsoft.com/office/drawing/2016/ink" xmlns:am3d="http://schemas.microsoft.com/office/drawing/2017/model3d" xmlns:o="urn:schemas-microsoft-com:office:office" xmlns:oel="http://schemas.microsoft.com/office/2019/extlst" xmlns:r="http://schemas.openxmlformats.org/officeDocument/2006/relationships" xmlns:m="http://schemas.openxmlformats.org/officeDocument/2006/math" xmlns:v="urn:schemas-microsoft-com:vml" xmlns:wp14="http://schemas.microsoft.com/office/word/2010/wordprocessingDrawing" xmlns:wp="http://schemas.openxmlformats.org/drawingml/2006/wordprocessingDrawing" xmlns:w10="urn:schemas-microsoft-com:office:word" xmlns:w="http://schemas.openxmlformats.org/wordprocessingml/2006/main" xmlns:w14="http://schemas.microsoft.com/office/word/2010/wordml" xmlns:w15="http://schemas.microsoft.com/office/word/2012/wordml" xmlns:w16cex="http://schemas.microsoft.com/office/word/2018/wordml/cex" xmlns:w16cid="http://schemas.microsoft.com/office/word/2016/wordml/cid" xmlns:w16="http://schemas.microsoft.com/office/word/2018/wordml" xmlns:w16sdtdh="http://schemas.microsoft.com/office/word/2020/wordml/sdtdatahash" xmlns:w16se="http://schemas.microsoft.com/office/word/2015/wordml/symex" xmlns:wpg="http://schemas.microsoft.com/office/word/2010/wordprocessingGroup" xmlns:wpi="http://schemas.microsoft.com/office/word/2010/wordprocessingInk" xmlns:wne="http://schemas.microsoft.com/office/word/2006/wordml" xmlns:wps="http://schemas.microsoft.com/office/word/2010/wordprocessingShape" mc:Ignorable="w14 w15 w16se w16cid w16 w16cex w16sdtdh wp14">
+<w:hdr xmlns:wpc="http://schemas.microsoft.com/office/word/2010/wordprocessingCanvas" xmlns:cx="http://schemas.microsoft.com/office/drawing/2014/chartex" xmlns:cx1="http://schemas.microsoft.com/office/drawing/2015/9/8/chartex" xmlns:cx2="http://schemas.microsoft.com/office/drawing/2015/10/21/chartex" xmlns:cx3="http://schemas.microsoft.com/office/drawing/2016/5/9/chartex" xmlns:cx4="http://schemas.microsoft.com/office/drawing/2016/5/10/chartex" xmlns:cx5="http://schemas.microsoft.com/office/drawing/2016/5/11/chartex" xmlns:cx6="http://schemas.microsoft.com/office/drawing/2016/5/12/chartex" xmlns:cx7="http://schemas.microsoft.com/office/drawing/2016/5/13/chartex" xmlns:cx8="http://schemas.microsoft.com/office/drawing/2016/5/14/chartex" xmlns:mc="http://schemas.openxmlformats.org/markup-compatibility/2006" xmlns:aink="http://schemas.microsoft.com/office/drawing/2016/ink" xmlns:am3d="http://schemas.microsoft.com/office/drawing/2017/model3d" xmlns:o="urn:schemas-microsoft-com:office:office" xmlns:oel="http://schemas.microsoft.com/office/2019/extlst" xmlns:r="http://schemas.openxmlformats.org/officeDocument/2006/relationships" xmlns:m="http://schemas.openxmlformats.org/officeDocument/2006/math" xmlns:v="urn:schemas-microsoft-com:vml" xmlns:wp14="http://schemas.microsoft.com/office/word/2010/wordprocessingDrawing" xmlns:wp="http://schemas.openxmlformats.org/drawingml/2006/wordprocessingDrawing" xmlns:w10="urn:schemas-microsoft-com:office:word" xmlns:w="http://schemas.openxmlformats.org/wordprocessingml/2006/main" xmlns:w14="http://schemas.microsoft.com/office/word/2010/wordml" xmlns:w15="http://schemas.microsoft.com/office/word/2012/wordml" xmlns:w16cex="http://schemas.microsoft.com/office/word/2018/wordml/cex" xmlns:w16cid="http://schemas.microsoft.com/office/word/2016/wordml/cid" xmlns:w16="http://schemas.microsoft.com/office/word/2018/wordml" xmlns:w16du="http://schemas.microsoft.com/office/word/2023/wordml/word16du" xmlns:w16sdtdh="http://schemas.microsoft.com/office/word/2020/wordml/sdtdatahash" xmlns:w16sdtfl="http://schemas.microsoft.com/office/word/2024/wordml/sdtformatlock" xmlns:w16se="http://schemas.microsoft.com/office/word/2015/wordml/symex" xmlns:wpg="http://schemas.microsoft.com/office/word/2010/wordprocessingGroup" xmlns:wpi="http://schemas.microsoft.com/office/word/2010/wordprocessingInk" xmlns:wne="http://schemas.microsoft.com/office/word/2006/wordml" xmlns:wps="http://schemas.microsoft.com/office/word/2010/wordprocessingShape" mc:Ignorable="w14 w15 w16se w16cid w16 w16cex w16sdtdh w16sdtfl w16du wp14">
   <w:p>
     <w:pPr>
       <w:pStyle w:val="Header"/>
@@ -1341,7 +1384,7 @@
     <w:r>
       <w:tab/>
       <w:tab/>
-      <w:t>2026-06-17</w:t>
+      <w:t>2026-06-18</w:t>
       <w:br/>
       <w:br/>
     </w:r>
@@ -1358,7 +1401,7 @@
 </file>
 
 <file path=word/numbering.xml><?xml version="1.0" encoding="utf-8"?>
-<w:numbering xmlns:wpc="http://schemas.microsoft.com/office/word/2010/wordprocessingCanvas" xmlns:cx="http://schemas.microsoft.com/office/drawing/2014/chartex" xmlns:cx1="http://schemas.microsoft.com/office/drawing/2015/9/8/chartex" xmlns:cx2="http://schemas.microsoft.com/office/drawing/2015/10/21/chartex" xmlns:cx3="http://schemas.microsoft.com/office/drawing/2016/5/9/chartex" xmlns:cx4="http://schemas.microsoft.com/office/drawing/2016/5/10/chartex" xmlns:cx5="http://schemas.microsoft.com/office/drawing/2016/5/11/chartex" xmlns:cx6="http://schemas.microsoft.com/office/drawing/2016/5/12/chartex" xmlns:cx7="http://schemas.microsoft.com/office/drawing/2016/5/13/chartex" xmlns:cx8="http://schemas.microsoft.com/office/drawing/2016/5/14/chartex" xmlns:mc="http://schemas.openxmlformats.org/markup-compatibility/2006" xmlns:aink="http://schemas.microsoft.com/office/drawing/2016/ink" xmlns:am3d="http://schemas.microsoft.com/office/drawing/2017/model3d" xmlns:o="urn:schemas-microsoft-com:office:office" xmlns:oel="http://schemas.microsoft.com/office/2019/extlst" xmlns:r="http://schemas.openxmlformats.org/officeDocument/2006/relationships" xmlns:m="http://schemas.openxmlformats.org/officeDocument/2006/math" xmlns:v="urn:schemas-microsoft-com:vml" xmlns:wp14="http://schemas.microsoft.com/office/word/2010/wordprocessingDrawing" xmlns:wp="http://schemas.openxmlformats.org/drawingml/2006/wordprocessingDrawing" xmlns:w10="urn:schemas-microsoft-com:office:word" xmlns:w="http://schemas.openxmlformats.org/wordprocessingml/2006/main" xmlns:w14="http://schemas.microsoft.com/office/word/2010/wordml" xmlns:w15="http://schemas.microsoft.com/office/word/2012/wordml" xmlns:w16cex="http://schemas.microsoft.com/office/word/2018/wordml/cex" xmlns:w16cid="http://schemas.microsoft.com/office/word/2016/wordml/cid" xmlns:w16="http://schemas.microsoft.com/office/word/2018/wordml" xmlns:w16sdtdh="http://schemas.microsoft.com/office/word/2020/wordml/sdtdatahash" xmlns:w16se="http://schemas.microsoft.com/office/word/2015/wordml/symex" xmlns:wpg="http://schemas.microsoft.com/office/word/2010/wordprocessingGroup" xmlns:wpi="http://schemas.microsoft.com/office/word/2010/wordprocessingInk" xmlns:wne="http://schemas.microsoft.com/office/word/2006/wordml" xmlns:wps="http://schemas.microsoft.com/office/word/2010/wordprocessingShape" mc:Ignorable="w14 w15 w16se w16cid w16 w16cex w16sdtdh wp14">
+<w:numbering xmlns:wpc="http://schemas.microsoft.com/office/word/2010/wordprocessingCanvas" xmlns:cx="http://schemas.microsoft.com/office/drawing/2014/chartex" xmlns:cx1="http://schemas.microsoft.com/office/drawing/2015/9/8/chartex" xmlns:cx2="http://schemas.microsoft.com/office/drawing/2015/10/21/chartex" xmlns:cx3="http://schemas.microsoft.com/office/drawing/2016/5/9/chartex" xmlns:cx4="http://schemas.microsoft.com/office/drawing/2016/5/10/chartex" xmlns:cx5="http://schemas.microsoft.com/office/drawing/2016/5/11/chartex" xmlns:cx6="http://schemas.microsoft.com/office/drawing/2016/5/12/chartex" xmlns:cx7="http://schemas.microsoft.com/office/drawing/2016/5/13/chartex" xmlns:cx8="http://schemas.microsoft.com/office/drawing/2016/5/14/chartex" xmlns:mc="http://schemas.openxmlformats.org/markup-compatibility/2006" xmlns:aink="http://schemas.microsoft.com/office/drawing/2016/ink" xmlns:am3d="http://schemas.microsoft.com/office/drawing/2017/model3d" xmlns:o="urn:schemas-microsoft-com:office:office" xmlns:oel="http://schemas.microsoft.com/office/2019/extlst" xmlns:r="http://schemas.openxmlformats.org/officeDocument/2006/relationships" xmlns:m="http://schemas.openxmlformats.org/officeDocument/2006/math" xmlns:v="urn:schemas-microsoft-com:vml" xmlns:wp14="http://schemas.microsoft.com/office/word/2010/wordprocessingDrawing" xmlns:wp="http://schemas.openxmlformats.org/drawingml/2006/wordprocessingDrawing" xmlns:w10="urn:schemas-microsoft-com:office:word" xmlns:w="http://schemas.openxmlformats.org/wordprocessingml/2006/main" xmlns:w14="http://schemas.microsoft.com/office/word/2010/wordml" xmlns:w15="http://schemas.microsoft.com/office/word/2012/wordml" xmlns:w16cex="http://schemas.microsoft.com/office/word/2018/wordml/cex" xmlns:w16cid="http://schemas.microsoft.com/office/word/2016/wordml/cid" xmlns:w16="http://schemas.microsoft.com/office/word/2018/wordml" xmlns:w16du="http://schemas.microsoft.com/office/word/2023/wordml/word16du" xmlns:w16sdtdh="http://schemas.microsoft.com/office/word/2020/wordml/sdtdatahash" xmlns:w16sdtfl="http://schemas.microsoft.com/office/word/2024/wordml/sdtformatlock" xmlns:w16se="http://schemas.microsoft.com/office/word/2015/wordml/symex" xmlns:wpg="http://schemas.microsoft.com/office/word/2010/wordprocessingGroup" xmlns:wpi="http://schemas.microsoft.com/office/word/2010/wordprocessingInk" xmlns:wne="http://schemas.microsoft.com/office/word/2006/wordml" xmlns:wps="http://schemas.microsoft.com/office/word/2010/wordprocessingShape" mc:Ignorable="w14 w15 w16se w16cid w16 w16cex w16sdtdh w16sdtfl w16du wp14">
   <w:abstractNum w:abstractNumId="0" w15:restartNumberingAfterBreak="0">
     <w:nsid w:val="FFFFFF7C"/>
     <w:multiLevelType w:val="singleLevel"/>
@@ -1561,7 +1604,7 @@
 </file>
 
 <file path=word/styles.xml><?xml version="1.0" encoding="utf-8"?>
-<w:styles xmlns:mc="http://schemas.openxmlformats.org/markup-compatibility/2006" xmlns:r="http://schemas.openxmlformats.org/officeDocument/2006/relationships" xmlns:w="http://schemas.openxmlformats.org/wordprocessingml/2006/main" xmlns:w14="http://schemas.microsoft.com/office/word/2010/wordml" xmlns:w15="http://schemas.microsoft.com/office/word/2012/wordml" xmlns:w16cex="http://schemas.microsoft.com/office/word/2018/wordml/cex" xmlns:w16cid="http://schemas.microsoft.com/office/word/2016/wordml/cid" xmlns:w16="http://schemas.microsoft.com/office/word/2018/wordml" xmlns:w16sdtdh="http://schemas.microsoft.com/office/word/2020/wordml/sdtdatahash" xmlns:w16se="http://schemas.microsoft.com/office/word/2015/wordml/symex" mc:Ignorable="w14 w15 w16se w16cid w16 w16cex w16sdtdh">
+<w:styles xmlns:mc="http://schemas.openxmlformats.org/markup-compatibility/2006" xmlns:r="http://schemas.openxmlformats.org/officeDocument/2006/relationships" xmlns:w="http://schemas.openxmlformats.org/wordprocessingml/2006/main" xmlns:w14="http://schemas.microsoft.com/office/word/2010/wordml" xmlns:w15="http://schemas.microsoft.com/office/word/2012/wordml" xmlns:w16cex="http://schemas.microsoft.com/office/word/2018/wordml/cex" xmlns:w16cid="http://schemas.microsoft.com/office/word/2016/wordml/cid" xmlns:w16="http://schemas.microsoft.com/office/word/2018/wordml" xmlns:w16du="http://schemas.microsoft.com/office/word/2023/wordml/word16du" xmlns:w16sdtdh="http://schemas.microsoft.com/office/word/2020/wordml/sdtdatahash" xmlns:w16sdtfl="http://schemas.microsoft.com/office/word/2024/wordml/sdtformatlock" xmlns:w16se="http://schemas.microsoft.com/office/word/2015/wordml/symex" mc:Ignorable="w14 w15 w16se w16cid w16 w16cex w16sdtdh w16sdtfl w16du">
   <w:docDefaults>
     <w:rPrDefault>
       <w:rPr>
@@ -2319,7 +2362,7 @@
     <w:link w:val="TitleChar"/>
     <w:uiPriority w:val="10"/>
     <w:qFormat/>
-    <w:rsid w:val="007106C8"/>
+    <w:rsid w:val="00E854FA"/>
     <w:pPr>
       <w:spacing w:after="300" w:line="240" w:lineRule="auto"/>
       <w:contextualSpacing/>
@@ -2329,7 +2372,7 @@
       <w:rFonts w:eastAsiaTheme="majorEastAsia" w:cstheme="majorBidi"/>
       <w:spacing w:val="5"/>
       <w:kern w:val="28"/>
-      <w:sz w:val="52"/>
+      <w:sz w:val="40"/>
       <w:szCs w:val="52"/>
       <w:lang w:val="sv-SE" w:eastAsia="en-US" w:bidi="ar-SA"/>
     </w:rPr>
@@ -2339,12 +2382,12 @@
     <w:basedOn w:val="DefaultParagraphFont"/>
     <w:link w:val="Title"/>
     <w:uiPriority w:val="10"/>
-    <w:rsid w:val="007106C8"/>
+    <w:rsid w:val="00E854FA"/>
     <w:rPr>
       <w:rFonts w:ascii="Times New Roman" w:eastAsiaTheme="majorEastAsia" w:hAnsi="Times New Roman" w:cstheme="majorBidi"/>
       <w:spacing w:val="5"/>
       <w:kern w:val="28"/>
-      <w:sz w:val="52"/>
+      <w:sz w:val="40"/>
       <w:szCs w:val="52"/>
       <w:lang w:val="sv-SE" w:eastAsia="en-US" w:bidi="ar-SA"/>
     </w:rPr>

--- a/klagomål/A 59489-2025 FSC-klagomål.docx
+++ b/klagomål/A 59489-2025 FSC-klagomål.docx
@@ -1384,7 +1384,7 @@
     <w:r>
       <w:tab/>
       <w:tab/>
-      <w:t>2026-06-18</w:t>
+      <w:t>2026-06-19</w:t>
       <w:br/>
       <w:br/>
     </w:r>

--- a/klagomål/A 59489-2025 FSC-klagomål.docx
+++ b/klagomål/A 59489-2025 FSC-klagomål.docx
@@ -1384,7 +1384,7 @@
     <w:r>
       <w:tab/>
       <w:tab/>
-      <w:t>2026-06-19</w:t>
+      <w:t>2026-06-20</w:t>
       <w:br/>
       <w:br/>
     </w:r>

--- a/klagomål/A 59489-2025 FSC-klagomål.docx
+++ b/klagomål/A 59489-2025 FSC-klagomål.docx
@@ -168,38 +168,7 @@
     </w:p>
     <w:p>
       <w:r>
-        <w:t>Detta dokument behandlar höga naturvärden i avverkningsanmälan A 59489-2025 i Vilhelmina kommun som inkom 2025-11-28 och omfattar 15,1 ha.</w:t>
-      </w:r>
-    </w:p>
-    <w:p>
-      <w:r>
-        <w:t>Nedan presenteras fynd av naturvårdsarter och fridlysta arter som gjorts i det avverkningsanmälda området, samt relevanta utdrag ur standarderna för FSC, Chain of Custody, Controlled Wood och PEFC. I BILAGA 1 finns artfakta om fridlysta arter.</w:t>
-      </w:r>
-    </w:p>
-    <w:p>
-      <w:r>
-        <w:t>Vi förväntar oss att ni återkommer med ett skriftligt svar på vårt klagomål och även beskriver vilka korrigerande åtgärder ni satt in för att rätta till identifierade brister i er efterlevnad av den svenska FSC standarden.</w:t>
-      </w:r>
-    </w:p>
-    <w:p>
-      <w:pPr>
-        <w:pStyle w:val="Heading1"/>
-      </w:pPr>
-      <w:r>
-        <w:t>Naturvårdsarter</w:t>
-      </w:r>
-    </w:p>
-    <w:p>
-      <w:r>
-        <w:t>I och inom 17 meter från avverkningsanmälan har följande 17 naturvårdsarter hittats: gränsticka (VU, T), liten sotlav (VU, T), brunpudrad nållav (NT, T), doftskinn (NT, T), harticka (NT, T), knottrig blåslav (NT, T), rosenticka (NT, T), rödbrun blekspik (NT, T), skrovellav (NT, T), tretåig hackspett (NT, T, §4), kornig nållav (S, T), mörk husmossa (S, T), rostfläck (S, T), skogshakmossa (S, T), skör kvastmossa (S, T), trådticka (S, T) och ögonpyrola (S, T). Av dessa är 10 rödlistade. För rödlistade arter har rödlistekategorin angivits inom parentes. Arter som är signalarter enligt Skogsstyrelsen har markerats med (S). Typiska arter inom Natura 2000 som är kopplade till skogsekosystem har markerats med (T). För fridlysta arter anges även paragrafen i Artskyddsförordningen som arten är fridlyst enligt.</w:t>
-      </w:r>
-    </w:p>
-    <w:p>
-      <w:r>
-        <w:t>De påträffade naturvårdsarterna är ett tydligt kvitto på att det rör sig om en skog med höga naturvärden.</w:t>
-      </w:r>
-      <w:r>
-        <w:t xml:space="preserve"> I Figur 1 visas fyndplatser för naturvårdsarter i området, som finns registrerade på Artportalen.</w:t>
+        <w:t>Detta klagomål behandlar höga naturvärden i avverkningsanmälan A 59489-2025 i Vilhelmina kommun som inkom 2025-11-28 och omfattar 15,1 ha.</w:t>
       </w:r>
     </w:p>
     <w:p>
@@ -247,34 +216,280 @@
         <w:spacing w:after="240"/>
       </w:pPr>
       <w:r>
-        <w:t>Figur 1. Fyndplatser för naturvårdsarter i och inom 17 meter från avverkningsanmälan (röd linje). Markörer utan svart kant är placerade på fyndplatsen. Markörer med svart kant är placerade vid sidan av fyndplatsen och har ett svart streck som visar fyndplatsens exakta position. Kartans mittpunktskoordinat är N 7235152, E 531921 i SWEREF 99 TM.</w:t>
+        <w:t>Figur 1. Fyndplatser för naturvårdsarter i och inom 17 meter från avverkningsanmälan. Markörer utan svart kant är placerade på fyndplatsen. Markörer med svart kant är placerade vid sidan av fyndplatsen har ett svart streck som visar fyndplatsens exakta position. Kartans mittpunktskoordinat är N 7235152, E 531921 i SWEREF 99 TM.</w:t>
+      </w:r>
+    </w:p>
+    <w:p>
+      <w:r>
+        <w:t>I och inom 17 meter från avverkningsanmälan finns fynd av 17 naturvårdsarter, varav 10 är rödlistade, 1 är fridlyst, 17 är typiska (T) och 7 är signalarter (S): gränsticka (VU, T), liten sotlav (VU, T), brunpudrad nållav (NT, T), doftskinn (NT, T), harticka (NT, T), knottrig blåslav (NT, T), rosenticka (NT, T), rödbrun blekspik (NT, T), skrovellav (NT, T), tretåig hackspett (NT, T, §4), kornig nållav (S, T), mörk husmossa (S, T), rostfläck (S, T), skogshakmossa (S, T), skör kvastmossa (S, T), trådticka (S, T) och ögonpyrola (S, T). Se Figur 1.</w:t>
+      </w:r>
+    </w:p>
+    <w:p>
+      <w:r>
+        <w:t>Nedan presenteras relevanta utdrag ur standarderna för FSC, Chain of Custody, Controlled Wood och PEFC.</w:t>
+      </w:r>
+    </w:p>
+    <w:p>
+      <w:r>
+        <w:t>Vi förväntar oss att ni återkommer med ett skriftligt svar på vårt klagomål och även beskriver vilka korrigerande åtgärder ni satt in för att rätta till identifierade brister i er efterlevnad av den svenska FSC standarden.</w:t>
       </w:r>
     </w:p>
     <w:p>
       <w:pPr>
-        <w:pStyle w:val="Heading2"/>
+        <w:pStyle w:val="Heading1"/>
       </w:pPr>
       <w:r>
-        <w:t>Fridlysta arter</w:t>
+        <w:t>Naturvårdsarter och fridlysta arter</w:t>
       </w:r>
     </w:p>
     <w:p>
       <w:r>
-        <w:t>Följande fridlysta arter har sina livsmiljöer och växtplatser i den avverkningsanmälda skogen: tretåig hackspett (NT, T, §4).</w:t>
+        <w:t>Nedan följer beskrivningar av de naturvårdsarter och fridlysta arter som har sina livsmiljöer och växtplatser i den avverkningsanmälda skogen. Se även ytterligare artfakta i BILAGA 1. De påträffade naturvårdsarterna är ett tydligt kvitto på att det rör sig om en skog med höga naturvärden.</w:t>
       </w:r>
     </w:p>
     <w:p>
-      <w:r>
-        <w:t xml:space="preserve">Observera att medlemsländerna är skyldiga att agera i enlighet med EU:s fågeldirektiv där det uttryckligen står att direktivet gäller för fåglar samt för deras ägg, bon och </w:t>
-      </w:r>
       <w:r>
         <w:rPr>
           <w:b/>
         </w:rPr>
-        <w:t xml:space="preserve">livsmiljöer </w:t>
-      </w:r>
-      <w:r>
-        <w:t>(artikel 1). Vidare att de åtgärder som vidtas inte får leda till en försämring av den nuvarande situationen beträffande bevarandet av de fågelarter som avses i artikel 1 (artikel 13). Fågeldirektivet är styrande för tillsynsansvariga myndigheters ärendehantering, ställningstaganden och beslutsfattande.</w:t>
+        <w:t>Gränsticka (VU)</w:t>
+      </w:r>
+      <w:r>
+        <w:t xml:space="preserve"> är en mycket bra signalart inom hela sitt utbredningsområde. Den är huvudsakligen knuten till restbestånd av barrnaturskog och förekommer med ett tydligt optimum i orörda eller måttligt påverkade gamla granskogar där det föreligger långvarig kontinuitet av grov död ved. Den totala populationen bedöms ha minskat och fortsätter att minska i takt med att grankontinuitetsskogar (äldre tidigare icke kalavverkade skogar) minskar i areal. Minskningstakten överstiger gränsvärdet för sårbar (VU). Lokaler som hyser arten bör undantas från skogsbruk, speciellt i mellersta och södra Sverige. Gränsticka är typisk art för </w:t>
+      </w:r>
+      <w:r>
+        <w:rPr>
+          <w:i/>
+        </w:rPr>
+        <w:t>9010 Taiga</w:t>
+      </w:r>
+      <w:r>
+        <w:t xml:space="preserve"> (SLU Artdatabanken, 2026; Nitare &amp; Skogsstyrelsen, 2019).</w:t>
+      </w:r>
+    </w:p>
+    <w:p>
+      <w:r>
+        <w:rPr>
+          <w:b/>
+        </w:rPr>
+        <w:t>Liten sotlav (VU)</w:t>
+      </w:r>
+      <w:r>
+        <w:t xml:space="preserve"> förekommer i gamla brandrefugiala boreala granskogar där den oftast påträffas på grovbarkiga, senvuxna, mycket gamla granar. Arten är en av de mest krävande arterna i fuktig grannaturskog och är placerad högst upp i Skogsstyrelsens värdepyramid för bedömning av skog med höga naturvärden. Samtliga förekomster bör skyddas. Liten sotlav är typisk art för </w:t>
+      </w:r>
+      <w:r>
+        <w:rPr>
+          <w:i/>
+        </w:rPr>
+        <w:t>9010 Taiga</w:t>
+      </w:r>
+      <w:r>
+        <w:t xml:space="preserve"> (SLU Artdatabanken, 2024; Nitare &amp; Skogsstyrelsen, 2019).</w:t>
+      </w:r>
+    </w:p>
+    <w:p>
+      <w:r>
+        <w:rPr>
+          <w:b/>
+        </w:rPr>
+        <w:t>Brunpudrad nållav (NT)</w:t>
+      </w:r>
+      <w:r>
+        <w:t xml:space="preserve"> är beroende av hög, jämn luftfuktighet och kan påträffas i fuktiga skogar av naturskogskaraktär, ofta i sumpgranskog eller andra sumpskogar. Arten är placerad högst upp i Skogsstyrelsens värdepyramid för bedömning av skog med höga naturvärden och förekomster bör undantas från skogsbruksåtgärder. Brunpudrad nållav är typisk art för </w:t>
+      </w:r>
+      <w:r>
+        <w:rPr>
+          <w:i/>
+        </w:rPr>
+        <w:t>9010 Taiga</w:t>
+      </w:r>
+      <w:r>
+        <w:t xml:space="preserve"> (SLU Artdatabanken, 2024; Nitare &amp; Skogsstyrelsen, 2019).</w:t>
+      </w:r>
+    </w:p>
+    <w:p>
+      <w:r>
+        <w:rPr>
+          <w:b/>
+        </w:rPr>
+        <w:t>Doftskinn (NT)</w:t>
+      </w:r>
+      <w:r>
+        <w:t xml:space="preserve">, rödlistad som nära hotad, är en mycket bra signalart för boreal granskog och indikerar ett gran-skogsekosystem med lång kontinuitet av grova lågor. Arten är placerad i toppen av Skogsstyrelsens värdepyramid för bedömning av skog med höga naturvärden och har klassats som en “urskogsindikator”, då den förekommer med ett tydligt optimum i helt eller nästan helt orörda skogar. Doftskinn är typisk art för </w:t>
+      </w:r>
+      <w:r>
+        <w:rPr>
+          <w:i/>
+        </w:rPr>
+        <w:t xml:space="preserve">9010 Taiga </w:t>
+      </w:r>
+      <w:r>
+        <w:t>(SLU Artdatabanken, 2025; Nitare &amp; Skogsstyrelsen, 2019).</w:t>
+      </w:r>
+    </w:p>
+    <w:p>
+      <w:r>
+        <w:rPr>
+          <w:b/>
+        </w:rPr>
+        <w:t>Harticka (NT)</w:t>
+      </w:r>
+      <w:r>
+        <w:t xml:space="preserve"> är normalt en mycket bra signalart för granskogar med höga naturvärden. Även när svampen påträffas i mer påverkade skogar är det nästan alltid fråga om skogsmiljöer i sena successionsstadier med höga naturvärden. Skogsskötselåtgärder på eller i omedelbar närhet av växtplatserna kan innebära ett hot mot arten. Harticka är typisk art för </w:t>
+      </w:r>
+      <w:r>
+        <w:rPr>
+          <w:i/>
+        </w:rPr>
+        <w:t xml:space="preserve">9010 Taiga, 9050 Näringsrik granskog </w:t>
+      </w:r>
+      <w:r>
+        <w:t xml:space="preserve">och </w:t>
+      </w:r>
+      <w:r>
+        <w:rPr>
+          <w:i/>
+        </w:rPr>
+        <w:t>9030 Landhöjningsskog</w:t>
+      </w:r>
+      <w:r>
+        <w:t xml:space="preserve"> (SLU Artdatabanken, 2024; Nitare &amp; Skogsstyrelsen, 2019).</w:t>
+      </w:r>
+    </w:p>
+    <w:p>
+      <w:r>
+        <w:rPr>
+          <w:b/>
+        </w:rPr>
+        <w:t>Knottrig blåslav (NT)</w:t>
+      </w:r>
+      <w:r>
+        <w:t xml:space="preserve"> har sin huvudutbredning i gamla granskogar i det övre barrskogsbältet mot fjällen. Den signalerar alltid höga naturvärden och växer i skogar med lång kontinuitet, mest i opåverkade naturskogsbestånd. Arten överlever inte en slutavverkning (inklusive hänsyn) och den finns idag enbart i kontinuitetsskog. Lavens fortsatta förekomst bör säkerställas genom att lokaler med äldre barrskog skyddas. Knottrig blåslav är typisk art för </w:t>
+      </w:r>
+      <w:r>
+        <w:rPr>
+          <w:i/>
+        </w:rPr>
+        <w:t xml:space="preserve">9010 Taiga </w:t>
+      </w:r>
+      <w:r>
+        <w:t>och</w:t>
+      </w:r>
+      <w:r>
+        <w:rPr>
+          <w:i/>
+        </w:rPr>
+        <w:t xml:space="preserve"> 9040 Fjällbjörkskog</w:t>
+      </w:r>
+    </w:p>
+    <w:p>
+      <w:r>
+        <w:t>(SLU Artdatabanken, 2024; Nitare &amp; Skogsstyrelsen, 2019).</w:t>
+      </w:r>
+    </w:p>
+    <w:p>
+      <w:r>
+        <w:rPr>
+          <w:b/>
+        </w:rPr>
+        <w:t>Rosenticka (NT)</w:t>
+      </w:r>
+      <w:r>
+        <w:t xml:space="preserve">, rödlistad som nära hotad, ingår i en karaktäristisk association av vedsvampar som växer på gamla, grova granlågor i urskogsartade barrskogar. Den är placerad i toppen av Skogsstyrelsens värdepyramid för bedömning av skog med höga naturvärden och indikerar ett granskogsekosystem med långvarig kontinuitet av grova lågor. Artens beroende av grova granlågor innebär att alla skogsskötselåtgärder på eller i omedelbar närhet av lokalerna utgör ett hot på lång sikt. Det är angeläget att populationerna inte ytterligare glesas ut och ett tillräckligt antal områden där arten nu finns måste sparas för framtiden. Rosenticka är typisk art för </w:t>
+      </w:r>
+      <w:r>
+        <w:rPr>
+          <w:i/>
+        </w:rPr>
+        <w:t xml:space="preserve">9010 Taiga </w:t>
+      </w:r>
+      <w:r>
+        <w:t xml:space="preserve">och </w:t>
+      </w:r>
+      <w:r>
+        <w:rPr>
+          <w:i/>
+        </w:rPr>
+        <w:t>9050 Näringsrik granskog</w:t>
+      </w:r>
+      <w:r>
+        <w:t xml:space="preserve"> (Nitare &amp; Skogsstyrelsen, 2019; SLU Artdatabanken, 2024).</w:t>
+      </w:r>
+    </w:p>
+    <w:p>
+      <w:r>
+        <w:rPr>
+          <w:b/>
+        </w:rPr>
+        <w:t>Rödbrun blekspik (NT)</w:t>
+      </w:r>
+      <w:r>
+        <w:t xml:space="preserve"> växer i norra Sverige på bark och ved av björk och gran i skogar med hög och jämn luftfuktighet. I södra Sverige växer den främst på ek i öppna åldriga lövskogar. I norra delen av sitt utbredningsområde hotas arten av slutavverkningar av gamla granskogar. I den södra delen av landet hotas den genom de åldriga lövskogarnas tillbakagång och särskilt ekhagarnas igenväxning och genom plantering av sådan mark med barrskog. Rödbrun blekspik är typisk art för </w:t>
+      </w:r>
+      <w:r>
+        <w:rPr>
+          <w:i/>
+        </w:rPr>
+        <w:t xml:space="preserve">9010 Taiga, 9020 Nordlig ädellövskog, 9070 Trädklädd betesmark, 9160 Näringsrik ekskog </w:t>
+      </w:r>
+      <w:r>
+        <w:t xml:space="preserve">och </w:t>
+      </w:r>
+      <w:r>
+        <w:rPr>
+          <w:i/>
+        </w:rPr>
+        <w:t>9180 Ädellövskog i branter</w:t>
+      </w:r>
+      <w:r>
+        <w:t xml:space="preserve"> och signalerar alltid höga naturvärden (SLU Artdatabanken, 2024; Nitare &amp; Skogsstyrelsen, 2019).</w:t>
+      </w:r>
+    </w:p>
+    <w:p>
+      <w:r>
+        <w:rPr>
+          <w:b/>
+        </w:rPr>
+        <w:t>Skrovellav (NT)</w:t>
+      </w:r>
+      <w:r>
+        <w:t xml:space="preserve"> växer på gamla lövträd och på klippor i gamla skogar med hög och jämn luftfuktighet. Slutavverkning av kontinuitetsskog utgör det största hotet och lavens fortsatta förekomst bör säkerställas genom att lokaler med äldre skog skyddas. I områden med mycket hög luftfuktighet kan man på bålen av skrovellav finna de sällsynta parasitsvamparna skrovellavsknapp (EN), </w:t>
+      </w:r>
+      <w:r>
+        <w:rPr>
+          <w:i/>
+        </w:rPr>
+        <w:t>Catillaria lobariicola</w:t>
+      </w:r>
+      <w:r>
+        <w:t xml:space="preserve"> (VU) och </w:t>
+      </w:r>
+      <w:r>
+        <w:rPr>
+          <w:i/>
+        </w:rPr>
+        <w:t>Merismatium lobariae</w:t>
+      </w:r>
+      <w:r>
+        <w:t xml:space="preserve"> (DD). Skrovellav är typisk art för </w:t>
+      </w:r>
+      <w:r>
+        <w:rPr>
+          <w:i/>
+        </w:rPr>
+        <w:t xml:space="preserve">9010 Taiga, 9020 Nordlig ädellövskog, 9040 Fjällbjörkskog, 9070 Trädklädd betesmark, 9160 Näringsrik ekskog, 9180 Ädellövskog i branter, 9190 Näringsfattig ekskog, 8210 Kalkbranter </w:t>
+      </w:r>
+      <w:r>
+        <w:t xml:space="preserve">och </w:t>
+      </w:r>
+      <w:r>
+        <w:rPr>
+          <w:i/>
+        </w:rPr>
+        <w:t>6530 Lövängar</w:t>
+      </w:r>
+      <w:r>
+        <w:t xml:space="preserve"> (SLU Artdatabanken, 2026; Nitare &amp; Skogsstyrelsen, 2019).</w:t>
       </w:r>
     </w:p>
     <w:p>
@@ -308,139 +523,6 @@
     </w:p>
     <w:p>
       <w:r>
-        <w:t>I BILAGA 1 finns mer detaljerad information om ekologi samt krav på livsmiljö hos fridlysta arter.</w:t>
-      </w:r>
-    </w:p>
-    <w:p>
-      <w:pPr>
-        <w:pStyle w:val="Heading2"/>
-      </w:pPr>
-      <w:r>
-        <w:t>Övriga naturvårdsarter</w:t>
-      </w:r>
-    </w:p>
-    <w:p>
-      <w:r>
-        <w:rPr>
-          <w:b/>
-        </w:rPr>
-        <w:t>Brunpudrad nållav (NT)</w:t>
-      </w:r>
-      <w:r>
-        <w:t xml:space="preserve"> är beroende av hög, jämn luftfuktighet och kan påträffas i fuktiga skogar av naturskogskaraktär, ofta i sumpgranskog eller andra sumpskogar. Arten är placerad högst upp i Skogsstyrelsens värdepyramid för bedömning av skog med höga naturvärden och förekomster bör undantas från skogsbruksåtgärder. Brunpudrad nållav är typisk art för </w:t>
-      </w:r>
-      <w:r>
-        <w:rPr>
-          <w:i/>
-        </w:rPr>
-        <w:t>9010 Taiga</w:t>
-      </w:r>
-      <w:r>
-        <w:t xml:space="preserve"> (SLU Artdatabanken, 2024; Nitare &amp; Skogsstyrelsen, 2019).</w:t>
-      </w:r>
-    </w:p>
-    <w:p>
-      <w:r>
-        <w:rPr>
-          <w:b/>
-        </w:rPr>
-        <w:t>Doftskinn (NT)</w:t>
-      </w:r>
-      <w:r>
-        <w:t xml:space="preserve">, rödlistad som nära hotad, är en mycket bra signalart för boreal granskog och indikerar ett gran-skogsekosystem med lång kontinuitet av grova lågor. Arten är placerad i toppen av Skogsstyrelsens värdepyramid för bedömning av skog med höga naturvärden och har klassats som en “urskogsindikator”, då den förekommer med ett tydligt optimum i helt eller nästan helt orörda skogar. Doftskinn är typisk art för </w:t>
-      </w:r>
-      <w:r>
-        <w:rPr>
-          <w:i/>
-        </w:rPr>
-        <w:t xml:space="preserve">9010 Taiga </w:t>
-      </w:r>
-      <w:r>
-        <w:t>(SLU Artdatabanken, 2025; Nitare &amp; Skogsstyrelsen, 2019).</w:t>
-      </w:r>
-    </w:p>
-    <w:p>
-      <w:r>
-        <w:rPr>
-          <w:b/>
-        </w:rPr>
-        <w:t>Gränsticka (VU)</w:t>
-      </w:r>
-      <w:r>
-        <w:t xml:space="preserve"> är en mycket bra signalart inom hela sitt utbredningsområde. Den är huvudsakligen knuten till restbestånd av barrnaturskog och förekommer med ett tydligt optimum i orörda eller måttligt påverkade gamla granskogar där det föreligger långvarig kontinuitet av grov död ved. Den totala populationen bedöms ha minskat och fortsätter att minska i takt med att grankontinuitetsskogar (äldre tidigare icke kalavverkade skogar) minskar i areal. Minskningstakten överstiger gränsvärdet för sårbar (VU). Lokaler som hyser arten bör undantas från skogsbruk, speciellt i mellersta och södra Sverige. Gränsticka är typisk art för </w:t>
-      </w:r>
-      <w:r>
-        <w:rPr>
-          <w:i/>
-        </w:rPr>
-        <w:t>9010 Taiga</w:t>
-      </w:r>
-      <w:r>
-        <w:t xml:space="preserve"> (SLU Artdatabanken, 2026; Nitare &amp; Skogsstyrelsen, 2019).</w:t>
-      </w:r>
-    </w:p>
-    <w:p>
-      <w:r>
-        <w:rPr>
-          <w:b/>
-        </w:rPr>
-        <w:t>Harticka (NT)</w:t>
-      </w:r>
-      <w:r>
-        <w:t xml:space="preserve"> är normalt en mycket bra signalart för granskogar med höga naturvärden. Även när svampen påträffas i mer påverkade skogar är det nästan alltid fråga om skogsmiljöer i sena successionsstadier med höga naturvärden. Skogsskötselåtgärder på eller i omedelbar närhet av växtplatserna kan innebära ett hot mot arten. Harticka är typisk art för </w:t>
-      </w:r>
-      <w:r>
-        <w:rPr>
-          <w:i/>
-        </w:rPr>
-        <w:t xml:space="preserve">9010 Taiga, 9050 Näringsrik granskog </w:t>
-      </w:r>
-      <w:r>
-        <w:t xml:space="preserve">och </w:t>
-      </w:r>
-      <w:r>
-        <w:rPr>
-          <w:i/>
-        </w:rPr>
-        <w:t>9030 Landhöjningsskog</w:t>
-      </w:r>
-      <w:r>
-        <w:t xml:space="preserve"> (SLU Artdatabanken, 2024; Nitare &amp; Skogsstyrelsen, 2019).</w:t>
-      </w:r>
-    </w:p>
-    <w:p>
-      <w:r>
-        <w:rPr>
-          <w:b/>
-        </w:rPr>
-        <w:t>Knottrig blåslav (NT)</w:t>
-      </w:r>
-      <w:r>
-        <w:t xml:space="preserve"> har sin huvudutbredning i gamla granskogar i det övre barrskogsbältet mot fjällen. Den signalerar alltid höga naturvärden och växer i skogar med lång kontinuitet, mest i opåverkade naturskogsbestånd. Arten överlever inte en slutavverkning (inklusive hänsyn) och den finns idag enbart i kontinuitetsskog. Lavens fortsatta förekomst bör säkerställas genom att lokaler med äldre barrskog skyddas. Knottrig blåslav är typisk art för </w:t>
-      </w:r>
-      <w:r>
-        <w:rPr>
-          <w:i/>
-        </w:rPr>
-        <w:t xml:space="preserve">9010 Taiga </w:t>
-      </w:r>
-      <w:r>
-        <w:t>och</w:t>
-      </w:r>
-      <w:r>
-        <w:rPr>
-          <w:i/>
-        </w:rPr>
-        <w:t xml:space="preserve"> 9040 Fjällbjörkskog</w:t>
-      </w:r>
-    </w:p>
-    <w:p>
-      <w:r>
-        <w:t>(SLU Artdatabanken, 2024; Nitare &amp; Skogsstyrelsen, 2019).</w:t>
-      </w:r>
-    </w:p>
-    <w:p>
-      <w:r>
         <w:rPr>
           <w:b/>
         </w:rPr>
@@ -473,26 +555,6 @@
         <w:rPr>
           <w:b/>
         </w:rPr>
-        <w:t>Liten sotlav (VU)</w:t>
-      </w:r>
-      <w:r>
-        <w:t xml:space="preserve"> förekommer i gamla brandrefugiala boreala granskogar där den oftast påträffas på grovbarkiga, senvuxna, mycket gamla granar. Arten är en av de mest krävande arterna i fuktig grannaturskog och är placerad högst upp i Skogsstyrelsens värdepyramid för bedömning av skog med höga naturvärden. Samtliga förekomster bör skyddas. Liten sotlav är typisk art för </w:t>
-      </w:r>
-      <w:r>
-        <w:rPr>
-          <w:i/>
-        </w:rPr>
-        <w:t>9010 Taiga</w:t>
-      </w:r>
-      <w:r>
-        <w:t xml:space="preserve"> (SLU Artdatabanken, 2024; Nitare &amp; Skogsstyrelsen, 2019).</w:t>
-      </w:r>
-    </w:p>
-    <w:p>
-      <w:r>
-        <w:rPr>
-          <w:b/>
-        </w:rPr>
         <w:t xml:space="preserve">Mörk husmossa </w:t>
       </w:r>
       <w:r>
@@ -522,35 +584,6 @@
         <w:rPr>
           <w:b/>
         </w:rPr>
-        <w:t>Rosenticka (NT)</w:t>
-      </w:r>
-      <w:r>
-        <w:t xml:space="preserve">, rödlistad som nära hotad, ingår i en karaktäristisk association av vedsvampar som växer på gamla, grova granlågor i urskogsartade barrskogar. Den är placerad i toppen av Skogsstyrelsens värdepyramid för bedömning av skog med höga naturvärden och indikerar ett granskogsekosystem med långvarig kontinuitet av grova lågor. Artens beroende av grova granlågor innebär att alla skogsskötselåtgärder på eller i omedelbar närhet av lokalerna utgör ett hot på lång sikt. Det är angeläget att populationerna inte ytterligare glesas ut och ett tillräckligt antal områden där arten nu finns måste sparas för framtiden. Rosenticka är typisk art för </w:t>
-      </w:r>
-      <w:r>
-        <w:rPr>
-          <w:i/>
-        </w:rPr>
-        <w:t xml:space="preserve">9010 Taiga </w:t>
-      </w:r>
-      <w:r>
-        <w:t xml:space="preserve">och </w:t>
-      </w:r>
-      <w:r>
-        <w:rPr>
-          <w:i/>
-        </w:rPr>
-        <w:t>9050 Näringsrik granskog</w:t>
-      </w:r>
-      <w:r>
-        <w:t xml:space="preserve"> (Nitare &amp; Skogsstyrelsen, 2019; SLU Artdatabanken, 2024).</w:t>
-      </w:r>
-    </w:p>
-    <w:p>
-      <w:r>
-        <w:rPr>
-          <w:b/>
-        </w:rPr>
         <w:t xml:space="preserve">Rostfläck </w:t>
       </w:r>
       <w:r>
@@ -571,35 +604,6 @@
         <w:rPr>
           <w:b/>
         </w:rPr>
-        <w:t>Rödbrun blekspik (NT)</w:t>
-      </w:r>
-      <w:r>
-        <w:t xml:space="preserve"> växer i norra Sverige på bark och ved av björk och gran i skogar med hög och jämn luftfuktighet. I södra Sverige växer den främst på ek i öppna åldriga lövskogar. I norra delen av sitt utbredningsområde hotas arten av slutavverkningar av gamla granskogar. I den södra delen av landet hotas den genom de åldriga lövskogarnas tillbakagång och särskilt ekhagarnas igenväxning och genom plantering av sådan mark med barrskog. Rödbrun blekspik är typisk art för </w:t>
-      </w:r>
-      <w:r>
-        <w:rPr>
-          <w:i/>
-        </w:rPr>
-        <w:t xml:space="preserve">9010 Taiga, 9020 Nordlig ädellövskog, 9070 Trädklädd betesmark, 9160 Näringsrik ekskog </w:t>
-      </w:r>
-      <w:r>
-        <w:t xml:space="preserve">och </w:t>
-      </w:r>
-      <w:r>
-        <w:rPr>
-          <w:i/>
-        </w:rPr>
-        <w:t>9180 Ädellövskog i branter</w:t>
-      </w:r>
-      <w:r>
-        <w:t xml:space="preserve"> och signalerar alltid höga naturvärden (SLU Artdatabanken, 2024; Nitare &amp; Skogsstyrelsen, 2019).</w:t>
-      </w:r>
-    </w:p>
-    <w:p>
-      <w:r>
-        <w:rPr>
-          <w:b/>
-        </w:rPr>
         <w:t>Skogshakmossa</w:t>
       </w:r>
       <w:r>
@@ -622,53 +626,6 @@
       </w:r>
       <w:r>
         <w:t>(Nitare &amp; Skogsstyrelsen, 2019; SLU Artdatabanken, 2025).</w:t>
-      </w:r>
-    </w:p>
-    <w:p>
-      <w:r>
-        <w:rPr>
-          <w:b/>
-        </w:rPr>
-        <w:t>Skrovellav (NT)</w:t>
-      </w:r>
-      <w:r>
-        <w:t xml:space="preserve"> växer på gamla lövträd och på klippor i gamla skogar med hög och jämn luftfuktighet. Slutavverkning av kontinuitetsskog utgör det största hotet och lavens fortsatta förekomst bör säkerställas genom att lokaler med äldre skog skyddas. I områden med mycket hög luftfuktighet kan man på bålen av skrovellav finna de sällsynta parasitsvamparna skrovellavsknapp (EN), </w:t>
-      </w:r>
-      <w:r>
-        <w:rPr>
-          <w:i/>
-        </w:rPr>
-        <w:t>Catillaria lobariicola</w:t>
-      </w:r>
-      <w:r>
-        <w:t xml:space="preserve"> (VU) och </w:t>
-      </w:r>
-      <w:r>
-        <w:rPr>
-          <w:i/>
-        </w:rPr>
-        <w:t>Merismatium lobariae</w:t>
-      </w:r>
-      <w:r>
-        <w:t xml:space="preserve"> (DD). Skrovellav är typisk art för </w:t>
-      </w:r>
-      <w:r>
-        <w:rPr>
-          <w:i/>
-        </w:rPr>
-        <w:t xml:space="preserve">9010 Taiga, 9020 Nordlig ädellövskog, 9040 Fjällbjörkskog, 9070 Trädklädd betesmark, 9160 Näringsrik ekskog, 9180 Ädellövskog i branter, 9190 Näringsfattig ekskog, 8210 Kalkbranter </w:t>
-      </w:r>
-      <w:r>
-        <w:t xml:space="preserve">och </w:t>
-      </w:r>
-      <w:r>
-        <w:rPr>
-          <w:i/>
-        </w:rPr>
-        <w:t>6530 Lövängar</w:t>
-      </w:r>
-      <w:r>
-        <w:t xml:space="preserve"> (SLU Artdatabanken, 2026; Nitare &amp; Skogsstyrelsen, 2019).</w:t>
       </w:r>
     </w:p>
     <w:p>
@@ -1384,7 +1341,7 @@
     <w:r>
       <w:tab/>
       <w:tab/>
-      <w:t>2026-06-20</w:t>
+      <w:t>2026-06-21</w:t>
       <w:br/>
       <w:br/>
     </w:r>

--- a/klagomål/A 59489-2025 FSC-klagomål.docx
+++ b/klagomål/A 59489-2025 FSC-klagomål.docx
@@ -1341,7 +1341,7 @@
     <w:r>
       <w:tab/>
       <w:tab/>
-      <w:t>2026-06-21</w:t>
+      <w:t>2026-06-22</w:t>
       <w:br/>
       <w:br/>
     </w:r>

--- a/klagomål/A 59489-2025 FSC-klagomål.docx
+++ b/klagomål/A 59489-2025 FSC-klagomål.docx
@@ -1341,7 +1341,7 @@
     <w:r>
       <w:tab/>
       <w:tab/>
-      <w:t>2026-06-22</w:t>
+      <w:t>2026-06-23</w:t>
       <w:br/>
       <w:br/>
     </w:r>

--- a/klagomål/A 59489-2025 FSC-klagomål.docx
+++ b/klagomål/A 59489-2025 FSC-klagomål.docx
@@ -1341,7 +1341,7 @@
     <w:r>
       <w:tab/>
       <w:tab/>
-      <w:t>2026-06-23</w:t>
+      <w:t>2026-06-24</w:t>
       <w:br/>
       <w:br/>
     </w:r>

--- a/klagomål/A 59489-2025 FSC-klagomål.docx
+++ b/klagomål/A 59489-2025 FSC-klagomål.docx
@@ -1341,7 +1341,7 @@
     <w:r>
       <w:tab/>
       <w:tab/>
-      <w:t>2026-06-24</w:t>
+      <w:t>2026-06-25</w:t>
       <w:br/>
       <w:br/>
     </w:r>

--- a/klagomål/A 59489-2025 FSC-klagomål.docx
+++ b/klagomål/A 59489-2025 FSC-klagomål.docx
@@ -1341,7 +1341,7 @@
     <w:r>
       <w:tab/>
       <w:tab/>
-      <w:t>2026-06-25</w:t>
+      <w:t>2026-06-26</w:t>
       <w:br/>
       <w:br/>
     </w:r>

--- a/klagomål/A 59489-2025 FSC-klagomål.docx
+++ b/klagomål/A 59489-2025 FSC-klagomål.docx
@@ -1341,7 +1341,7 @@
     <w:r>
       <w:tab/>
       <w:tab/>
-      <w:t>2026-06-26</w:t>
+      <w:t>2026-06-27</w:t>
       <w:br/>
       <w:br/>
     </w:r>

--- a/klagomål/A 59489-2025 FSC-klagomål.docx
+++ b/klagomål/A 59489-2025 FSC-klagomål.docx
@@ -1341,7 +1341,7 @@
     <w:r>
       <w:tab/>
       <w:tab/>
-      <w:t>2026-06-27</w:t>
+      <w:t>2026-06-28</w:t>
       <w:br/>
       <w:br/>
     </w:r>

--- a/klagomål/A 59489-2025 FSC-klagomål.docx
+++ b/klagomål/A 59489-2025 FSC-klagomål.docx
@@ -1341,7 +1341,7 @@
     <w:r>
       <w:tab/>
       <w:tab/>
-      <w:t>2026-06-28</w:t>
+      <w:t>2026-06-29</w:t>
       <w:br/>
       <w:br/>
     </w:r>

--- a/klagomål/A 59489-2025 FSC-klagomål.docx
+++ b/klagomål/A 59489-2025 FSC-klagomål.docx
@@ -1341,7 +1341,7 @@
     <w:r>
       <w:tab/>
       <w:tab/>
-      <w:t>2026-06-29</w:t>
+      <w:t>2026-06-30</w:t>
       <w:br/>
       <w:br/>
     </w:r>

--- a/klagomål/A 59489-2025 FSC-klagomål.docx
+++ b/klagomål/A 59489-2025 FSC-klagomål.docx
@@ -1341,7 +1341,7 @@
     <w:r>
       <w:tab/>
       <w:tab/>
-      <w:t>2026-06-30</w:t>
+      <w:t>2026-07-01</w:t>
       <w:br/>
       <w:br/>
     </w:r>

--- a/klagomål/A 59489-2025 FSC-klagomål.docx
+++ b/klagomål/A 59489-2025 FSC-klagomål.docx
@@ -1341,7 +1341,7 @@
     <w:r>
       <w:tab/>
       <w:tab/>
-      <w:t>2026-07-13</w:t>
+      <w:t>2026-07-14</w:t>
       <w:br/>
       <w:br/>
     </w:r>

--- a/klagomål/A 59489-2025 FSC-klagomål.docx
+++ b/klagomål/A 59489-2025 FSC-klagomål.docx
@@ -1341,7 +1341,7 @@
     <w:r>
       <w:tab/>
       <w:tab/>
-      <w:t>2026-07-14</w:t>
+      <w:t>2026-07-15</w:t>
       <w:br/>
       <w:br/>
     </w:r>

--- a/klagomål/A 59489-2025 FSC-klagomål.docx
+++ b/klagomål/A 59489-2025 FSC-klagomål.docx
@@ -1341,7 +1341,7 @@
     <w:r>
       <w:tab/>
       <w:tab/>
-      <w:t>2026-07-15</w:t>
+      <w:t>2026-07-16</w:t>
       <w:br/>
       <w:br/>
     </w:r>

--- a/klagomål/A 59489-2025 FSC-klagomål.docx
+++ b/klagomål/A 59489-2025 FSC-klagomål.docx
@@ -1341,7 +1341,7 @@
     <w:r>
       <w:tab/>
       <w:tab/>
-      <w:t>2026-07-16</w:t>
+      <w:t>2026-07-17</w:t>
       <w:br/>
       <w:br/>
     </w:r>

--- a/klagomål/A 59489-2025 FSC-klagomål.docx
+++ b/klagomål/A 59489-2025 FSC-klagomål.docx
@@ -1341,7 +1341,7 @@
     <w:r>
       <w:tab/>
       <w:tab/>
-      <w:t>2026-07-17</w:t>
+      <w:t>2026-07-18</w:t>
       <w:br/>
       <w:br/>
     </w:r>

--- a/klagomål/A 59489-2025 FSC-klagomål.docx
+++ b/klagomål/A 59489-2025 FSC-klagomål.docx
@@ -1341,7 +1341,7 @@
     <w:r>
       <w:tab/>
       <w:tab/>
-      <w:t>2026-07-18</w:t>
+      <w:t>2026-07-19</w:t>
       <w:br/>
       <w:br/>
     </w:r>

--- a/klagomål/A 59489-2025 FSC-klagomål.docx
+++ b/klagomål/A 59489-2025 FSC-klagomål.docx
@@ -1341,7 +1341,7 @@
     <w:r>
       <w:tab/>
       <w:tab/>
-      <w:t>2026-07-19</w:t>
+      <w:t>2026-07-20</w:t>
       <w:br/>
       <w:br/>
     </w:r>

--- a/klagomål/A 59489-2025 FSC-klagomål.docx
+++ b/klagomål/A 59489-2025 FSC-klagomål.docx
@@ -1341,7 +1341,7 @@
     <w:r>
       <w:tab/>
       <w:tab/>
-      <w:t>2026-07-20</w:t>
+      <w:t>2026-07-21</w:t>
       <w:br/>
       <w:br/>
     </w:r>

--- a/klagomål/A 59489-2025 FSC-klagomål.docx
+++ b/klagomål/A 59489-2025 FSC-klagomål.docx
@@ -1341,7 +1341,7 @@
     <w:r>
       <w:tab/>
       <w:tab/>
-      <w:t>2026-07-21</w:t>
+      <w:t>2026-07-22</w:t>
       <w:br/>
       <w:br/>
     </w:r>

--- a/klagomål/A 59489-2025 FSC-klagomål.docx
+++ b/klagomål/A 59489-2025 FSC-klagomål.docx
@@ -1341,7 +1341,7 @@
     <w:r>
       <w:tab/>
       <w:tab/>
-      <w:t>2026-07-22</w:t>
+      <w:t>2026-07-23</w:t>
       <w:br/>
       <w:br/>
     </w:r>

--- a/klagomål/A 59489-2025 FSC-klagomål.docx
+++ b/klagomål/A 59489-2025 FSC-klagomål.docx
@@ -1341,7 +1341,7 @@
     <w:r>
       <w:tab/>
       <w:tab/>
-      <w:t>2026-07-23</w:t>
+      <w:t>2026-07-24</w:t>
       <w:br/>
       <w:br/>
     </w:r>

--- a/klagomål/A 59489-2025 FSC-klagomål.docx
+++ b/klagomål/A 59489-2025 FSC-klagomål.docx
@@ -216,7 +216,7 @@
         <w:spacing w:after="240"/>
       </w:pPr>
       <w:r>
-        <w:t>Figur 1. Fyndplatser för naturvårdsarter i och inom 17 meter från avverkningsanmälan. Markörer utan svart kant är placerade på fyndplatsen. Markörer med svart kant är placerade vid sidan av fyndplatsen har ett svart streck som visar fyndplatsens exakta position. Kartans mittpunktskoordinat är N 7235152, E 531921 i SWEREF 99 TM.</w:t>
+        <w:t>Figur 1. Fyndplatser för naturvårdsarter i och inom 17 meter från avverkningsanmälan. Markörer utan svart kant är placerade på fyndplatsen. Markörer med svart kant är placerade vid sidan av fyndplatsen och har ett svart streck som visar fyndplatsens exakta position. Kartans mittpunktskoordinat är N 7235152, E 531921 i SWEREF 99 TM.</w:t>
       </w:r>
     </w:p>
     <w:p>
@@ -1341,7 +1341,7 @@
     <w:r>
       <w:tab/>
       <w:tab/>
-      <w:t>2026-08-14</w:t>
+      <w:t>2026-08-15</w:t>
       <w:br/>
       <w:br/>
     </w:r>

--- a/klagomål/A 59489-2025 FSC-klagomål.docx
+++ b/klagomål/A 59489-2025 FSC-klagomål.docx
@@ -1341,7 +1341,7 @@
     <w:r>
       <w:tab/>
       <w:tab/>
-      <w:t>2026-08-15</w:t>
+      <w:t>2026-08-16</w:t>
       <w:br/>
       <w:br/>
     </w:r>

--- a/klagomål/A 59489-2025 FSC-klagomål.docx
+++ b/klagomål/A 59489-2025 FSC-klagomål.docx
@@ -1341,7 +1341,7 @@
     <w:r>
       <w:tab/>
       <w:tab/>
-      <w:t>2026-08-16</w:t>
+      <w:t>2026-08-17</w:t>
       <w:br/>
       <w:br/>
     </w:r>

--- a/klagomål/A 59489-2025 FSC-klagomål.docx
+++ b/klagomål/A 59489-2025 FSC-klagomål.docx
@@ -1341,7 +1341,7 @@
     <w:r>
       <w:tab/>
       <w:tab/>
-      <w:t>2026-08-17</w:t>
+      <w:t>2026-08-18</w:t>
       <w:br/>
       <w:br/>
     </w:r>

--- a/klagomål/A 59489-2025 FSC-klagomål.docx
+++ b/klagomål/A 59489-2025 FSC-klagomål.docx
@@ -1341,7 +1341,7 @@
     <w:r>
       <w:tab/>
       <w:tab/>
-      <w:t>2026-08-18</w:t>
+      <w:t>2026-08-19</w:t>
       <w:br/>
       <w:br/>
     </w:r>

--- a/klagomål/A 59489-2025 FSC-klagomål.docx
+++ b/klagomål/A 59489-2025 FSC-klagomål.docx
@@ -1341,7 +1341,7 @@
     <w:r>
       <w:tab/>
       <w:tab/>
-      <w:t>2026-08-19</w:t>
+      <w:t>2026-08-20</w:t>
       <w:br/>
       <w:br/>
     </w:r>

--- a/klagomål/A 59489-2025 FSC-klagomål.docx
+++ b/klagomål/A 59489-2025 FSC-klagomål.docx
@@ -1341,7 +1341,7 @@
     <w:r>
       <w:tab/>
       <w:tab/>
-      <w:t>2026-08-20</w:t>
+      <w:t>2026-08-21</w:t>
       <w:br/>
       <w:br/>
     </w:r>

--- a/klagomål/A 59489-2025 FSC-klagomål.docx
+++ b/klagomål/A 59489-2025 FSC-klagomål.docx
@@ -1341,7 +1341,7 @@
     <w:r>
       <w:tab/>
       <w:tab/>
-      <w:t>2026-08-21</w:t>
+      <w:t>2026-08-22</w:t>
       <w:br/>
       <w:br/>
     </w:r>

--- a/klagomål/A 59489-2025 FSC-klagomål.docx
+++ b/klagomål/A 59489-2025 FSC-klagomål.docx
@@ -1341,7 +1341,7 @@
     <w:r>
       <w:tab/>
       <w:tab/>
-      <w:t>2026-08-22</w:t>
+      <w:t>2026-08-23</w:t>
       <w:br/>
       <w:br/>
     </w:r>

--- a/klagomål/A 59489-2025 FSC-klagomål.docx
+++ b/klagomål/A 59489-2025 FSC-klagomål.docx
@@ -1341,7 +1341,7 @@
     <w:r>
       <w:tab/>
       <w:tab/>
-      <w:t>2026-08-23</w:t>
+      <w:t>2026-08-24</w:t>
       <w:br/>
       <w:br/>
     </w:r>

--- a/klagomål/A 59489-2025 FSC-klagomål.docx
+++ b/klagomål/A 59489-2025 FSC-klagomål.docx
@@ -1341,7 +1341,7 @@
     <w:r>
       <w:tab/>
       <w:tab/>
-      <w:t>2026-08-24</w:t>
+      <w:t>2026-08-25</w:t>
       <w:br/>
       <w:br/>
     </w:r>

--- a/klagomål/A 59489-2025 FSC-klagomål.docx
+++ b/klagomål/A 59489-2025 FSC-klagomål.docx
@@ -1341,7 +1341,7 @@
     <w:r>
       <w:tab/>
       <w:tab/>
-      <w:t>2026-08-25</w:t>
+      <w:t>2026-08-26</w:t>
       <w:br/>
       <w:br/>
     </w:r>

--- a/klagomål/A 59489-2025 FSC-klagomål.docx
+++ b/klagomål/A 59489-2025 FSC-klagomål.docx
@@ -1341,7 +1341,7 @@
     <w:r>
       <w:tab/>
       <w:tab/>
-      <w:t>2026-08-26</w:t>
+      <w:t>2026-08-27</w:t>
       <w:br/>
       <w:br/>
     </w:r>

--- a/klagomål/A 59489-2025 FSC-klagomål.docx
+++ b/klagomål/A 59489-2025 FSC-klagomål.docx
@@ -1341,7 +1341,7 @@
     <w:r>
       <w:tab/>
       <w:tab/>
-      <w:t>2026-08-27</w:t>
+      <w:t>2026-08-28</w:t>
       <w:br/>
       <w:br/>
     </w:r>

--- a/klagomål/A 59489-2025 FSC-klagomål.docx
+++ b/klagomål/A 59489-2025 FSC-klagomål.docx
@@ -1341,7 +1341,7 @@
     <w:r>
       <w:tab/>
       <w:tab/>
-      <w:t>2026-08-28</w:t>
+      <w:t>2026-08-29</w:t>
       <w:br/>
       <w:br/>
     </w:r>

--- a/klagomål/A 59489-2025 FSC-klagomål.docx
+++ b/klagomål/A 59489-2025 FSC-klagomål.docx
@@ -1341,7 +1341,7 @@
     <w:r>
       <w:tab/>
       <w:tab/>
-      <w:t>2026-08-29</w:t>
+      <w:t>2026-08-31</w:t>
       <w:br/>
       <w:br/>
     </w:r>

--- a/klagomål/A 59489-2025 FSC-klagomål.docx
+++ b/klagomål/A 59489-2025 FSC-klagomål.docx
@@ -1341,7 +1341,7 @@
     <w:r>
       <w:tab/>
       <w:tab/>
-      <w:t>2026-08-31</w:t>
+      <w:t>2026-09-01</w:t>
       <w:br/>
       <w:br/>
     </w:r>

--- a/klagomål/A 59489-2025 FSC-klagomål.docx
+++ b/klagomål/A 59489-2025 FSC-klagomål.docx
@@ -1341,7 +1341,7 @@
     <w:r>
       <w:tab/>
       <w:tab/>
-      <w:t>2026-09-01</w:t>
+      <w:t>2026-09-02</w:t>
       <w:br/>
       <w:br/>
     </w:r>

--- a/klagomål/A 59489-2025 FSC-klagomål.docx
+++ b/klagomål/A 59489-2025 FSC-klagomål.docx
@@ -1341,7 +1341,7 @@
     <w:r>
       <w:tab/>
       <w:tab/>
-      <w:t>2026-09-02</w:t>
+      <w:t>2026-09-03</w:t>
       <w:br/>
       <w:br/>
     </w:r>

--- a/klagomål/A 59489-2025 FSC-klagomål.docx
+++ b/klagomål/A 59489-2025 FSC-klagomål.docx
@@ -1341,7 +1341,7 @@
     <w:r>
       <w:tab/>
       <w:tab/>
-      <w:t>2026-09-03</w:t>
+      <w:t>2026-09-04</w:t>
       <w:br/>
       <w:br/>
     </w:r>

--- a/klagomål/A 59489-2025 FSC-klagomål.docx
+++ b/klagomål/A 59489-2025 FSC-klagomål.docx
@@ -1341,7 +1341,7 @@
     <w:r>
       <w:tab/>
       <w:tab/>
-      <w:t>2026-09-04</w:t>
+      <w:t>2026-09-05</w:t>
       <w:br/>
       <w:br/>
     </w:r>
